--- a/files/docx/resume_ru.docx
+++ b/files/docx/resume_ru.docx
@@ -447,337 +447,274 @@
     <w:p>
       <w:pPr>
         <w:widowControl w:val="0"/>
+        <w:spacing w:line="360" w:lineRule="auto"/>
+        <w:ind w:left="720" w:firstLine="0"/>
+        <w:rPr>
+          <w:rFonts w:ascii="Tahoma" w:cs="Tahoma" w:eastAsia="Tahoma" w:hAnsi="Tahoma"/>
+          <w:sz w:val="22"/>
+          <w:szCs w:val="22"/>
+        </w:rPr>
+      </w:pPr>
+      <w:r>
+        <w:rPr>
+          <w:rFonts w:ascii="Tahoma" w:cs="Tahoma" w:eastAsia="Tahoma" w:hAnsi="Tahoma"/>
+          <w:sz w:val="22"/>
+          <w:szCs w:val="22"/>
+          <w:rtl w:val="0"/>
+        </w:rPr>
+        <w:t xml:space="preserve">Получить возможность развивать свои таланты как веб-разработчика и разработчика приложений, а также использовать творческий подход при создании видео и музыки. Ищу команду, где ценятся инновационность и открытость новым идеям, где можно постоянно развиваться и совершенствовать свои навыки в профессиональной среде. </w:t>
+      </w:r>
+    </w:p>
+    <w:p>
+      <w:pPr>
+        <w:widowControl w:val="0"/>
+        <w:spacing w:line="360" w:lineRule="auto"/>
+        <w:ind w:left="720" w:firstLine="0"/>
+        <w:rPr>
+          <w:rFonts w:ascii="Tahoma" w:cs="Tahoma" w:eastAsia="Tahoma" w:hAnsi="Tahoma"/>
+          <w:sz w:val="22"/>
+          <w:szCs w:val="22"/>
+        </w:rPr>
+      </w:pPr>
+      <w:r>
+        <w:rPr>
+          <w:rtl w:val="0"/>
+        </w:rPr>
+      </w:r>
+    </w:p>
+    <w:p>
+      <w:pPr>
+        <w:widowControl w:val="0"/>
+        <w:rPr>
+          <w:rFonts w:ascii="Tahoma" w:cs="Tahoma" w:eastAsia="Tahoma" w:hAnsi="Tahoma"/>
+        </w:rPr>
+      </w:pPr>
+      <w:r>
+        <w:rPr>
+          <w:rFonts w:ascii="Tahoma" w:cs="Tahoma" w:eastAsia="Tahoma" w:hAnsi="Tahoma"/>
+          <w:b w:val="1"/>
+          <w:bCs w:val="1"/>
+          <w:sz w:val="24"/>
+          <w:szCs w:val="24"/>
+          <w:rtl w:val="0"/>
+        </w:rPr>
+        <w:t xml:space="preserve">Языки:</w:t>
+      </w:r>
+      <w:r>
+        <w:rPr>
+          <w:rtl w:val="0"/>
+        </w:rPr>
+      </w:r>
+    </w:p>
+    <w:p>
+      <w:pPr>
+        <w:widowControl w:val="0"/>
+        <w:numPr>
+          <w:ilvl w:val="0"/>
+          <w:numId w:val="6"/>
+        </w:numPr>
+        <w:spacing w:after="0" w:afterAutospacing="0" w:before="240" w:line="360" w:lineRule="auto"/>
+        <w:ind w:left="720" w:hanging="360"/>
+        <w:rPr>
+          <w:rFonts w:ascii="Tahoma" w:cs="Tahoma" w:eastAsia="Tahoma" w:hAnsi="Tahoma"/>
+          <w:sz w:val="22"/>
+          <w:szCs w:val="22"/>
+        </w:rPr>
+      </w:pPr>
+      <w:r>
+        <w:rPr>
+          <w:rFonts w:ascii="Tahoma" w:cs="Tahoma" w:eastAsia="Tahoma" w:hAnsi="Tahoma"/>
+          <w:sz w:val="22"/>
+          <w:szCs w:val="22"/>
+          <w:rtl w:val="0"/>
+        </w:rPr>
+        <w:t xml:space="preserve">Украинский - свободное владение</w:t>
+      </w:r>
+    </w:p>
+    <w:p>
+      <w:pPr>
+        <w:widowControl w:val="0"/>
+        <w:numPr>
+          <w:ilvl w:val="0"/>
+          <w:numId w:val="6"/>
+        </w:numPr>
+        <w:spacing w:after="0" w:afterAutospacing="0" w:before="0" w:beforeAutospacing="0" w:line="360" w:lineRule="auto"/>
+        <w:ind w:left="720" w:hanging="360"/>
+        <w:rPr>
+          <w:rFonts w:ascii="Tahoma" w:cs="Tahoma" w:eastAsia="Tahoma" w:hAnsi="Tahoma"/>
+          <w:sz w:val="22"/>
+          <w:szCs w:val="22"/>
+        </w:rPr>
+      </w:pPr>
+      <w:r>
+        <w:rPr>
+          <w:rFonts w:ascii="Tahoma" w:cs="Tahoma" w:eastAsia="Tahoma" w:hAnsi="Tahoma"/>
+          <w:sz w:val="22"/>
+          <w:szCs w:val="22"/>
+          <w:rtl w:val="0"/>
+        </w:rPr>
+        <w:t xml:space="preserve">Английский - Intermediate (B1), техническая документация, рабочее общение, API и workflow разработки</w:t>
+      </w:r>
+    </w:p>
+    <w:p>
+      <w:pPr>
+        <w:widowControl w:val="0"/>
+        <w:numPr>
+          <w:ilvl w:val="0"/>
+          <w:numId w:val="6"/>
+        </w:numPr>
+        <w:spacing w:after="240" w:before="0" w:beforeAutospacing="0" w:line="360" w:lineRule="auto"/>
+        <w:ind w:left="720" w:hanging="360"/>
+        <w:rPr>
+          <w:rFonts w:ascii="Tahoma" w:cs="Tahoma" w:eastAsia="Tahoma" w:hAnsi="Tahoma"/>
+          <w:sz w:val="22"/>
+          <w:szCs w:val="22"/>
+        </w:rPr>
+      </w:pPr>
+      <w:r>
+        <w:rPr>
+          <w:rFonts w:ascii="Tahoma" w:cs="Tahoma" w:eastAsia="Tahoma" w:hAnsi="Tahoma"/>
+          <w:sz w:val="22"/>
+          <w:szCs w:val="22"/>
+          <w:rtl w:val="0"/>
+        </w:rPr>
+        <w:t xml:space="preserve">Русский - свободное владение </w:t>
+      </w:r>
+    </w:p>
+    <w:p>
+      <w:pPr>
+        <w:widowControl w:val="0"/>
+        <w:rPr>
+          <w:rFonts w:ascii="Tahoma" w:cs="Tahoma" w:eastAsia="Tahoma" w:hAnsi="Tahoma"/>
+          <w:b w:val="1"/>
+          <w:bCs w:val="1"/>
+          <w:sz w:val="24"/>
+          <w:szCs w:val="24"/>
+        </w:rPr>
+      </w:pPr>
+      <w:r>
+        <w:rPr>
+          <w:rFonts w:ascii="Tahoma" w:cs="Tahoma" w:eastAsia="Tahoma" w:hAnsi="Tahoma"/>
+          <w:b w:val="1"/>
+          <w:bCs w:val="1"/>
+          <w:sz w:val="24"/>
+          <w:szCs w:val="24"/>
+          <w:rtl w:val="0"/>
+        </w:rPr>
+        <w:t xml:space="preserve">Образование:</w:t>
+      </w:r>
+    </w:p>
+    <w:p>
+      <w:pPr>
+        <w:widowControl w:val="0"/>
+        <w:rPr>
+          <w:rFonts w:ascii="Tahoma" w:cs="Tahoma" w:eastAsia="Tahoma" w:hAnsi="Tahoma"/>
+          <w:b w:val="1"/>
+          <w:bCs w:val="1"/>
+          <w:sz w:val="24"/>
+          <w:szCs w:val="24"/>
+        </w:rPr>
+      </w:pPr>
+      <w:r>
+        <w:rPr>
+          <w:rtl w:val="0"/>
+        </w:rPr>
+      </w:r>
+    </w:p>
+    <w:p>
+      <w:pPr>
+        <w:widowControl w:val="0"/>
+        <w:numPr>
+          <w:ilvl w:val="0"/>
+          <w:numId w:val="8"/>
+        </w:numPr>
+        <w:spacing w:line="360" w:lineRule="auto"/>
+        <w:ind w:left="720" w:hanging="360"/>
+        <w:rPr>
+          <w:rFonts w:ascii="Tahoma" w:cs="Tahoma" w:eastAsia="Tahoma" w:hAnsi="Tahoma"/>
+          <w:sz w:val="22"/>
+          <w:szCs w:val="22"/>
+        </w:rPr>
+      </w:pPr>
+      <w:r>
+        <w:rPr>
+          <w:rFonts w:ascii="Tahoma" w:cs="Tahoma" w:eastAsia="Tahoma" w:hAnsi="Tahoma"/>
+          <w:sz w:val="22"/>
+          <w:szCs w:val="22"/>
+          <w:rtl w:val="0"/>
+        </w:rPr>
+        <w:t xml:space="preserve">Магистр информатики и прикладной математики Житомирского государственного университета имени Ивана Франко.</w:t>
+      </w:r>
+    </w:p>
+    <w:p>
+      <w:pPr>
+        <w:widowControl w:val="0"/>
+        <w:numPr>
+          <w:ilvl w:val="0"/>
+          <w:numId w:val="8"/>
+        </w:numPr>
+        <w:spacing w:line="360" w:lineRule="auto"/>
+        <w:ind w:left="720" w:hanging="360"/>
+        <w:rPr>
+          <w:rFonts w:ascii="Tahoma" w:cs="Tahoma" w:eastAsia="Tahoma" w:hAnsi="Tahoma"/>
+          <w:sz w:val="22"/>
+          <w:szCs w:val="22"/>
+        </w:rPr>
+      </w:pPr>
+      <w:r>
+        <w:rPr>
+          <w:rFonts w:ascii="Tahoma" w:cs="Tahoma" w:eastAsia="Tahoma" w:hAnsi="Tahoma"/>
+          <w:sz w:val="22"/>
+          <w:szCs w:val="22"/>
+          <w:rtl w:val="0"/>
+        </w:rPr>
+        <w:t xml:space="preserve">Дополнительно проходил корпоративные курсы английского языка в IT-компании в течение полугода для улучшения технической и рабочей коммуникации на английском языке.</w:t>
+      </w:r>
+    </w:p>
+    <w:p>
+      <w:pPr>
+        <w:widowControl w:val="0"/>
+        <w:rPr>
+          <w:rFonts w:ascii="Tahoma" w:cs="Tahoma" w:eastAsia="Tahoma" w:hAnsi="Tahoma"/>
+        </w:rPr>
+      </w:pPr>
+      <w:r>
+        <w:rPr>
+          <w:rtl w:val="0"/>
+        </w:rPr>
+      </w:r>
+    </w:p>
+    <w:p>
+      <w:pPr>
+        <w:widowControl w:val="0"/>
+        <w:rPr>
+          <w:rFonts w:ascii="Tahoma" w:cs="Tahoma" w:eastAsia="Tahoma" w:hAnsi="Tahoma"/>
+        </w:rPr>
+      </w:pPr>
+      <w:r>
+        <w:rPr>
+          <w:rFonts w:ascii="Tahoma" w:cs="Tahoma" w:eastAsia="Tahoma" w:hAnsi="Tahoma"/>
+          <w:b w:val="1"/>
+          <w:bCs w:val="1"/>
+          <w:sz w:val="24"/>
+          <w:szCs w:val="24"/>
+          <w:rtl w:val="0"/>
+        </w:rPr>
+        <w:t xml:space="preserve">Опыт работы:</w:t>
+      </w:r>
+      <w:r>
+        <w:rPr>
+          <w:rtl w:val="0"/>
+        </w:rPr>
+      </w:r>
+    </w:p>
+    <w:p>
+      <w:pPr>
+        <w:widowControl w:val="0"/>
         <w:numPr>
           <w:ilvl w:val="0"/>
           <w:numId w:val="3"/>
         </w:numPr>
-        <w:spacing w:line="360" w:lineRule="auto"/>
-        <w:ind w:left="720" w:hanging="360"/>
-        <w:rPr>
-          <w:rFonts w:ascii="Tahoma" w:cs="Tahoma" w:eastAsia="Tahoma" w:hAnsi="Tahoma"/>
-          <w:sz w:val="22"/>
-          <w:szCs w:val="22"/>
-        </w:rPr>
-      </w:pPr>
-      <w:r>
-        <w:rPr>
-          <w:rFonts w:ascii="Tahoma" w:cs="Tahoma" w:eastAsia="Tahoma" w:hAnsi="Tahoma"/>
-          <w:sz w:val="22"/>
-          <w:szCs w:val="22"/>
-          <w:rtl w:val="0"/>
-        </w:rPr>
-        <w:t xml:space="preserve">Работать в перспективной компании,</w:t>
-      </w:r>
-    </w:p>
-    <w:p>
-      <w:pPr>
-        <w:widowControl w:val="0"/>
-        <w:numPr>
-          <w:ilvl w:val="0"/>
-          <w:numId w:val="3"/>
-        </w:numPr>
-        <w:spacing w:line="360" w:lineRule="auto"/>
-        <w:ind w:left="720" w:hanging="360"/>
-        <w:rPr>
-          <w:rFonts w:ascii="Tahoma" w:cs="Tahoma" w:eastAsia="Tahoma" w:hAnsi="Tahoma"/>
-          <w:sz w:val="22"/>
-          <w:szCs w:val="22"/>
-        </w:rPr>
-      </w:pPr>
-      <w:r>
-        <w:rPr>
-          <w:rFonts w:ascii="Tahoma" w:cs="Tahoma" w:eastAsia="Tahoma" w:hAnsi="Tahoma"/>
-          <w:sz w:val="22"/>
-          <w:szCs w:val="22"/>
-          <w:rtl w:val="0"/>
-        </w:rPr>
-        <w:t xml:space="preserve">Участвовать в интересных проектах,</w:t>
-      </w:r>
-    </w:p>
-    <w:p>
-      <w:pPr>
-        <w:widowControl w:val="0"/>
-        <w:numPr>
-          <w:ilvl w:val="0"/>
-          <w:numId w:val="3"/>
-        </w:numPr>
-        <w:spacing w:line="360" w:lineRule="auto"/>
-        <w:ind w:left="720" w:hanging="360"/>
-        <w:rPr>
-          <w:rFonts w:ascii="Tahoma" w:cs="Tahoma" w:eastAsia="Tahoma" w:hAnsi="Tahoma"/>
-          <w:sz w:val="22"/>
-          <w:szCs w:val="22"/>
-        </w:rPr>
-      </w:pPr>
-      <w:r>
-        <w:rPr>
-          <w:rFonts w:ascii="Tahoma" w:cs="Tahoma" w:eastAsia="Tahoma" w:hAnsi="Tahoma"/>
-          <w:sz w:val="22"/>
-          <w:szCs w:val="22"/>
-          <w:rtl w:val="0"/>
-        </w:rPr>
-        <w:t xml:space="preserve">Развиваться в IT,</w:t>
-      </w:r>
-    </w:p>
-    <w:p>
-      <w:pPr>
-        <w:widowControl w:val="0"/>
-        <w:numPr>
-          <w:ilvl w:val="0"/>
-          <w:numId w:val="3"/>
-        </w:numPr>
-        <w:spacing w:line="360" w:lineRule="auto"/>
-        <w:ind w:left="720" w:hanging="360"/>
-        <w:rPr>
-          <w:rFonts w:ascii="Tahoma" w:cs="Tahoma" w:eastAsia="Tahoma" w:hAnsi="Tahoma"/>
-          <w:sz w:val="22"/>
-          <w:szCs w:val="22"/>
-        </w:rPr>
-      </w:pPr>
-      <w:r>
-        <w:rPr>
-          <w:rFonts w:ascii="Tahoma" w:cs="Tahoma" w:eastAsia="Tahoma" w:hAnsi="Tahoma"/>
-          <w:sz w:val="22"/>
-          <w:szCs w:val="22"/>
-          <w:rtl w:val="0"/>
-        </w:rPr>
-        <w:t xml:space="preserve">Карьерный рост.</w:t>
-      </w:r>
-    </w:p>
-    <w:p>
-      <w:pPr>
-        <w:widowControl w:val="0"/>
-        <w:spacing w:line="360" w:lineRule="auto"/>
-        <w:ind w:left="720" w:firstLine="0"/>
-        <w:rPr>
-          <w:rFonts w:ascii="Tahoma" w:cs="Tahoma" w:eastAsia="Tahoma" w:hAnsi="Tahoma"/>
-          <w:sz w:val="22"/>
-          <w:szCs w:val="22"/>
-        </w:rPr>
-      </w:pPr>
-      <w:r>
-        <w:rPr>
-          <w:rtl w:val="0"/>
-        </w:rPr>
-      </w:r>
-    </w:p>
-    <w:p>
-      <w:pPr>
-        <w:widowControl w:val="0"/>
-        <w:rPr>
-          <w:rFonts w:ascii="Tahoma" w:cs="Tahoma" w:eastAsia="Tahoma" w:hAnsi="Tahoma"/>
-        </w:rPr>
-      </w:pPr>
-      <w:r>
-        <w:rPr>
-          <w:rFonts w:ascii="Tahoma" w:cs="Tahoma" w:eastAsia="Tahoma" w:hAnsi="Tahoma"/>
-          <w:b w:val="1"/>
-          <w:bCs w:val="1"/>
-          <w:sz w:val="24"/>
-          <w:szCs w:val="24"/>
-          <w:rtl w:val="0"/>
-        </w:rPr>
-        <w:t xml:space="preserve">Языки:</w:t>
-      </w:r>
-      <w:r>
-        <w:rPr>
-          <w:rtl w:val="0"/>
-        </w:rPr>
-      </w:r>
-    </w:p>
-    <w:p>
-      <w:pPr>
-        <w:widowControl w:val="0"/>
-        <w:numPr>
-          <w:ilvl w:val="0"/>
-          <w:numId w:val="7"/>
-        </w:numPr>
-        <w:spacing w:after="0" w:afterAutospacing="0" w:before="240" w:line="360" w:lineRule="auto"/>
-        <w:ind w:left="720" w:hanging="360"/>
-        <w:rPr>
-          <w:rFonts w:ascii="Tahoma" w:cs="Tahoma" w:eastAsia="Tahoma" w:hAnsi="Tahoma"/>
-          <w:sz w:val="22"/>
-          <w:szCs w:val="22"/>
-        </w:rPr>
-      </w:pPr>
-      <w:r>
-        <w:rPr>
-          <w:rFonts w:ascii="Tahoma" w:cs="Tahoma" w:eastAsia="Tahoma" w:hAnsi="Tahoma"/>
-          <w:sz w:val="22"/>
-          <w:szCs w:val="22"/>
-          <w:rtl w:val="0"/>
-        </w:rPr>
-        <w:t xml:space="preserve">Украинский - свободное владение</w:t>
-      </w:r>
-    </w:p>
-    <w:p>
-      <w:pPr>
-        <w:widowControl w:val="0"/>
-        <w:numPr>
-          <w:ilvl w:val="0"/>
-          <w:numId w:val="7"/>
-        </w:numPr>
-        <w:spacing w:after="0" w:afterAutospacing="0" w:before="0" w:beforeAutospacing="0" w:line="360" w:lineRule="auto"/>
-        <w:ind w:left="720" w:hanging="360"/>
-        <w:rPr>
-          <w:rFonts w:ascii="Tahoma" w:cs="Tahoma" w:eastAsia="Tahoma" w:hAnsi="Tahoma"/>
-          <w:sz w:val="22"/>
-          <w:szCs w:val="22"/>
-        </w:rPr>
-      </w:pPr>
-      <w:r>
-        <w:rPr>
-          <w:rFonts w:ascii="Tahoma" w:cs="Tahoma" w:eastAsia="Tahoma" w:hAnsi="Tahoma"/>
-          <w:sz w:val="22"/>
-          <w:szCs w:val="22"/>
-          <w:rtl w:val="0"/>
-        </w:rPr>
-        <w:t xml:space="preserve">Английский - Intermediate (B1), техническая документация, рабочее общение, API и workflow разработки</w:t>
-      </w:r>
-    </w:p>
-    <w:p>
-      <w:pPr>
-        <w:widowControl w:val="0"/>
-        <w:numPr>
-          <w:ilvl w:val="0"/>
-          <w:numId w:val="7"/>
-        </w:numPr>
-        <w:spacing w:after="240" w:before="0" w:beforeAutospacing="0" w:line="360" w:lineRule="auto"/>
-        <w:ind w:left="720" w:hanging="360"/>
-        <w:rPr>
-          <w:rFonts w:ascii="Tahoma" w:cs="Tahoma" w:eastAsia="Tahoma" w:hAnsi="Tahoma"/>
-          <w:sz w:val="22"/>
-          <w:szCs w:val="22"/>
-        </w:rPr>
-      </w:pPr>
-      <w:r>
-        <w:rPr>
-          <w:rFonts w:ascii="Tahoma" w:cs="Tahoma" w:eastAsia="Tahoma" w:hAnsi="Tahoma"/>
-          <w:sz w:val="22"/>
-          <w:szCs w:val="22"/>
-          <w:rtl w:val="0"/>
-        </w:rPr>
-        <w:t xml:space="preserve">Русский - свободное владение </w:t>
-      </w:r>
-    </w:p>
-    <w:p>
-      <w:pPr>
-        <w:widowControl w:val="0"/>
-        <w:rPr>
-          <w:rFonts w:ascii="Tahoma" w:cs="Tahoma" w:eastAsia="Tahoma" w:hAnsi="Tahoma"/>
-        </w:rPr>
-      </w:pPr>
-      <w:r>
-        <w:rPr>
-          <w:rFonts w:ascii="Tahoma" w:cs="Tahoma" w:eastAsia="Tahoma" w:hAnsi="Tahoma"/>
-          <w:b w:val="1"/>
-          <w:bCs w:val="1"/>
-          <w:sz w:val="24"/>
-          <w:szCs w:val="24"/>
-          <w:rtl w:val="0"/>
-        </w:rPr>
-        <w:t xml:space="preserve">Образование:</w:t>
-      </w:r>
-      <w:r>
-        <w:rPr>
-          <w:rtl w:val="0"/>
-        </w:rPr>
-      </w:r>
-    </w:p>
-    <w:p>
-      <w:pPr>
-        <w:widowControl w:val="0"/>
-        <w:numPr>
-          <w:ilvl w:val="0"/>
-          <w:numId w:val="9"/>
-        </w:numPr>
-        <w:spacing w:line="360" w:lineRule="auto"/>
-        <w:ind w:left="720" w:hanging="360"/>
-        <w:rPr>
-          <w:rFonts w:ascii="Tahoma" w:cs="Tahoma" w:eastAsia="Tahoma" w:hAnsi="Tahoma"/>
-          <w:sz w:val="22"/>
-          <w:szCs w:val="22"/>
-        </w:rPr>
-      </w:pPr>
-      <w:r>
-        <w:rPr>
-          <w:rFonts w:ascii="Tahoma" w:cs="Tahoma" w:eastAsia="Tahoma" w:hAnsi="Tahoma"/>
-          <w:sz w:val="22"/>
-          <w:szCs w:val="22"/>
-          <w:rtl w:val="0"/>
-        </w:rPr>
-        <w:t xml:space="preserve">Магистр информатики и прикладной математики Житомирского государственного университета имени Ивана Франко.</w:t>
-      </w:r>
-    </w:p>
-    <w:p>
-      <w:pPr>
-        <w:widowControl w:val="0"/>
-        <w:numPr>
-          <w:ilvl w:val="0"/>
-          <w:numId w:val="9"/>
-        </w:numPr>
-        <w:spacing w:line="360" w:lineRule="auto"/>
-        <w:ind w:left="720" w:hanging="360"/>
-        <w:rPr>
-          <w:rFonts w:ascii="Tahoma" w:cs="Tahoma" w:eastAsia="Tahoma" w:hAnsi="Tahoma"/>
-          <w:sz w:val="22"/>
-          <w:szCs w:val="22"/>
-        </w:rPr>
-      </w:pPr>
-      <w:r>
-        <w:rPr>
-          <w:rFonts w:ascii="Tahoma" w:cs="Tahoma" w:eastAsia="Tahoma" w:hAnsi="Tahoma"/>
-          <w:sz w:val="22"/>
-          <w:szCs w:val="22"/>
-          <w:rtl w:val="0"/>
-        </w:rPr>
-        <w:t xml:space="preserve">Дополнительно проходил корпоративные курсы английского языка в IT-компании в течение полугода для улучшения технической и рабочей коммуникации на английском языке.</w:t>
-      </w:r>
-    </w:p>
-    <w:p>
-      <w:pPr>
-        <w:widowControl w:val="0"/>
-        <w:rPr>
-          <w:rFonts w:ascii="Tahoma" w:cs="Tahoma" w:eastAsia="Tahoma" w:hAnsi="Tahoma"/>
-        </w:rPr>
-      </w:pPr>
-      <w:r>
-        <w:rPr>
-          <w:rtl w:val="0"/>
-        </w:rPr>
-      </w:r>
-    </w:p>
-    <w:p>
-      <w:pPr>
-        <w:widowControl w:val="0"/>
-        <w:rPr>
-          <w:rFonts w:ascii="Tahoma" w:cs="Tahoma" w:eastAsia="Tahoma" w:hAnsi="Tahoma"/>
-        </w:rPr>
-      </w:pPr>
-      <w:r>
-        <w:rPr>
-          <w:rFonts w:ascii="Tahoma" w:cs="Tahoma" w:eastAsia="Tahoma" w:hAnsi="Tahoma"/>
-          <w:b w:val="1"/>
-          <w:bCs w:val="1"/>
-          <w:sz w:val="24"/>
-          <w:szCs w:val="24"/>
-          <w:rtl w:val="0"/>
-        </w:rPr>
-        <w:t xml:space="preserve">Опыт работы:</w:t>
-      </w:r>
-      <w:r>
-        <w:rPr>
-          <w:rtl w:val="0"/>
-        </w:rPr>
-      </w:r>
-    </w:p>
-    <w:p>
-      <w:pPr>
-        <w:widowControl w:val="0"/>
-        <w:numPr>
-          <w:ilvl w:val="0"/>
-          <w:numId w:val="4"/>
-        </w:numPr>
         <w:spacing w:after="240" w:before="240" w:lineRule="auto"/>
         <w:ind w:left="720" w:hanging="360"/>
         <w:rPr>
@@ -791,7 +728,7 @@
           <w:szCs w:val="22"/>
           <w:rtl w:val="0"/>
         </w:rPr>
-        <w:t xml:space="preserve">PHP-разработчик в дизайнерской студии Origami с 04.2011 по 03.2016 (</w:t>
+        <w:t xml:space="preserve">Fullstack PHP (CMS) Developer в дизайнерской студии Origami с 04.2011 по 03.2016 (</w:t>
       </w:r>
       <w:hyperlink r:id="rId10">
         <w:r>
@@ -821,7 +758,7 @@
         <w:widowControl w:val="0"/>
         <w:numPr>
           <w:ilvl w:val="0"/>
-          <w:numId w:val="4"/>
+          <w:numId w:val="3"/>
         </w:numPr>
         <w:spacing w:after="240" w:before="240" w:lineRule="auto"/>
         <w:ind w:left="720" w:hanging="360"/>
@@ -836,7 +773,7 @@
           <w:szCs w:val="22"/>
           <w:rtl w:val="0"/>
         </w:rPr>
-        <w:t xml:space="preserve">PHP Backend и REST API разработчик в Grapps с 04.2016 по 10.2017 (</w:t>
+        <w:t xml:space="preserve">Fullstack Web Developer в Grapps с 04.2016 по 11.2017 (</w:t>
       </w:r>
       <w:hyperlink r:id="rId11">
         <w:r>
@@ -866,7 +803,7 @@
         <w:widowControl w:val="0"/>
         <w:numPr>
           <w:ilvl w:val="0"/>
-          <w:numId w:val="4"/>
+          <w:numId w:val="3"/>
         </w:numPr>
         <w:spacing w:after="240" w:before="240" w:lineRule="auto"/>
         <w:ind w:left="720" w:hanging="360"/>
@@ -881,7 +818,7 @@
           <w:szCs w:val="22"/>
           <w:rtl w:val="0"/>
         </w:rPr>
-        <w:t xml:space="preserve">PHP Backend и REST API разработчик в SeoTm с 11.2017 по 11.2019 (</w:t>
+        <w:t xml:space="preserve">Fullstack Web Developer в SeoTm с 12.2017 по 12.2019  (</w:t>
       </w:r>
       <w:hyperlink r:id="rId12">
         <w:r>
@@ -911,7 +848,7 @@
         <w:widowControl w:val="0"/>
         <w:numPr>
           <w:ilvl w:val="0"/>
-          <w:numId w:val="4"/>
+          <w:numId w:val="3"/>
         </w:numPr>
         <w:spacing w:after="240" w:before="240" w:lineRule="auto"/>
         <w:ind w:left="720" w:hanging="360"/>
@@ -926,7 +863,7 @@
           <w:szCs w:val="22"/>
           <w:rtl w:val="0"/>
         </w:rPr>
-        <w:t xml:space="preserve">Fullstack и REST API разработчик (удаленно) с 11.2019 по 08.2022 (</w:t>
+        <w:t xml:space="preserve">Fullstack Yii2 Developer (удалённо) в Госгеокадастре с 01.2020 по 07.2022  (</w:t>
       </w:r>
       <w:hyperlink r:id="rId13">
         <w:r>
@@ -956,7 +893,7 @@
         <w:widowControl w:val="0"/>
         <w:numPr>
           <w:ilvl w:val="0"/>
-          <w:numId w:val="4"/>
+          <w:numId w:val="3"/>
         </w:numPr>
         <w:spacing w:after="240" w:before="240" w:lineRule="auto"/>
         <w:ind w:left="720" w:hanging="360"/>
@@ -1001,22 +938,627 @@
         <w:widowControl w:val="0"/>
         <w:numPr>
           <w:ilvl w:val="0"/>
+          <w:numId w:val="3"/>
+        </w:numPr>
+        <w:spacing w:after="240" w:before="240" w:lineRule="auto"/>
+        <w:ind w:left="720" w:hanging="360"/>
+        <w:rPr>
+          <w:rFonts w:ascii="Tahoma" w:cs="Tahoma" w:eastAsia="Tahoma" w:hAnsi="Tahoma"/>
+        </w:rPr>
+      </w:pPr>
+      <w:r>
+        <w:rPr>
+          <w:rFonts w:ascii="Tahoma" w:cs="Tahoma" w:eastAsia="Tahoma" w:hAnsi="Tahoma"/>
+          <w:sz w:val="22"/>
+          <w:szCs w:val="22"/>
+          <w:rtl w:val="0"/>
+        </w:rPr>
+        <w:t xml:space="preserve">Fullstack Web Developer (удаленно) с 04.2024 (проект платежных систем) - не подлежит разглашению </w:t>
+      </w:r>
+      <w:r>
+        <w:rPr>
+          <w:rtl w:val="0"/>
+        </w:rPr>
+      </w:r>
+    </w:p>
+    <w:p>
+      <w:pPr>
+        <w:widowControl w:val="0"/>
+        <w:rPr>
+          <w:rFonts w:ascii="Tahoma" w:cs="Tahoma" w:eastAsia="Tahoma" w:hAnsi="Tahoma"/>
+        </w:rPr>
+      </w:pPr>
+      <w:r>
+        <w:rPr>
+          <w:rFonts w:ascii="Tahoma" w:cs="Tahoma" w:eastAsia="Tahoma" w:hAnsi="Tahoma"/>
+          <w:b w:val="1"/>
+          <w:bCs w:val="1"/>
+          <w:sz w:val="24"/>
+          <w:szCs w:val="24"/>
+          <w:rtl w:val="0"/>
+        </w:rPr>
+        <w:t xml:space="preserve">Навыки:</w:t>
+      </w:r>
+      <w:r>
+        <w:rPr>
+          <w:rtl w:val="0"/>
+        </w:rPr>
+      </w:r>
+    </w:p>
+    <w:p>
+      <w:pPr>
+        <w:widowControl w:val="0"/>
+        <w:numPr>
+          <w:ilvl w:val="0"/>
           <w:numId w:val="4"/>
         </w:numPr>
         <w:spacing w:after="240" w:before="240" w:lineRule="auto"/>
         <w:ind w:left="720" w:hanging="360"/>
         <w:rPr>
           <w:rFonts w:ascii="Tahoma" w:cs="Tahoma" w:eastAsia="Tahoma" w:hAnsi="Tahoma"/>
-        </w:rPr>
-      </w:pPr>
-      <w:r>
-        <w:rPr>
-          <w:rFonts w:ascii="Tahoma" w:cs="Tahoma" w:eastAsia="Tahoma" w:hAnsi="Tahoma"/>
-          <w:sz w:val="22"/>
-          <w:szCs w:val="22"/>
-          <w:rtl w:val="0"/>
-        </w:rPr>
-        <w:t xml:space="preserve">Fullstack и REST API разработчик (удаленно) с 04.2024 (проект платежных систем) - не подлежит разглашению </w:t>
+          <w:sz w:val="22"/>
+          <w:szCs w:val="22"/>
+        </w:rPr>
+      </w:pPr>
+      <w:r>
+        <w:rPr>
+          <w:rFonts w:ascii="Tahoma" w:cs="Tahoma" w:eastAsia="Tahoma" w:hAnsi="Tahoma"/>
+          <w:b w:val="1"/>
+          <w:bCs w:val="1"/>
+          <w:sz w:val="22"/>
+          <w:szCs w:val="22"/>
+          <w:rtl w:val="0"/>
+        </w:rPr>
+        <w:t xml:space="preserve">Платформы: </w:t>
+      </w:r>
+      <w:r>
+        <w:rPr>
+          <w:rFonts w:ascii="Tahoma" w:cs="Tahoma" w:eastAsia="Tahoma" w:hAnsi="Tahoma"/>
+          <w:sz w:val="22"/>
+          <w:szCs w:val="22"/>
+          <w:rtl w:val="0"/>
+        </w:rPr>
+        <w:t xml:space="preserve">Windows, Linux</w:t>
+      </w:r>
+    </w:p>
+    <w:p>
+      <w:pPr>
+        <w:widowControl w:val="0"/>
+        <w:numPr>
+          <w:ilvl w:val="0"/>
+          <w:numId w:val="4"/>
+        </w:numPr>
+        <w:spacing w:after="240" w:before="240" w:lineRule="auto"/>
+        <w:ind w:left="720" w:hanging="360"/>
+        <w:rPr>
+          <w:rFonts w:ascii="Tahoma" w:cs="Tahoma" w:eastAsia="Tahoma" w:hAnsi="Tahoma"/>
+          <w:sz w:val="22"/>
+          <w:szCs w:val="22"/>
+        </w:rPr>
+      </w:pPr>
+      <w:r>
+        <w:rPr>
+          <w:rFonts w:ascii="Tahoma" w:cs="Tahoma" w:eastAsia="Tahoma" w:hAnsi="Tahoma"/>
+          <w:b w:val="1"/>
+          <w:bCs w:val="1"/>
+          <w:sz w:val="22"/>
+          <w:szCs w:val="22"/>
+          <w:rtl w:val="0"/>
+        </w:rPr>
+        <w:t xml:space="preserve">Фреймворки: </w:t>
+      </w:r>
+      <w:r>
+        <w:rPr>
+          <w:rFonts w:ascii="Tahoma" w:cs="Tahoma" w:eastAsia="Tahoma" w:hAnsi="Tahoma"/>
+          <w:sz w:val="22"/>
+          <w:szCs w:val="22"/>
+          <w:rtl w:val="0"/>
+        </w:rPr>
+        <w:t xml:space="preserve">Yii2 (10 лет), Laravel (2 года)</w:t>
+      </w:r>
+    </w:p>
+    <w:p>
+      <w:pPr>
+        <w:widowControl w:val="0"/>
+        <w:numPr>
+          <w:ilvl w:val="0"/>
+          <w:numId w:val="4"/>
+        </w:numPr>
+        <w:spacing w:after="240" w:before="240" w:lineRule="auto"/>
+        <w:ind w:left="720" w:hanging="360"/>
+        <w:rPr>
+          <w:rFonts w:ascii="Tahoma" w:cs="Tahoma" w:eastAsia="Tahoma" w:hAnsi="Tahoma"/>
+          <w:sz w:val="22"/>
+          <w:szCs w:val="22"/>
+        </w:rPr>
+      </w:pPr>
+      <w:r>
+        <w:rPr>
+          <w:rFonts w:ascii="Tahoma" w:cs="Tahoma" w:eastAsia="Tahoma" w:hAnsi="Tahoma"/>
+          <w:b w:val="1"/>
+          <w:bCs w:val="1"/>
+          <w:sz w:val="22"/>
+          <w:szCs w:val="22"/>
+          <w:rtl w:val="0"/>
+        </w:rPr>
+        <w:t xml:space="preserve">CMS (сейчас не использую): </w:t>
+      </w:r>
+      <w:r>
+        <w:rPr>
+          <w:rFonts w:ascii="Tahoma" w:cs="Tahoma" w:eastAsia="Tahoma" w:hAnsi="Tahoma"/>
+          <w:sz w:val="22"/>
+          <w:szCs w:val="22"/>
+          <w:rtl w:val="0"/>
+        </w:rPr>
+        <w:t xml:space="preserve">Drupal (4 года), Joomla (4 года), Magento (1 год), OpenCart (0.5 года), WordPress</w:t>
+      </w:r>
+    </w:p>
+    <w:p>
+      <w:pPr>
+        <w:widowControl w:val="0"/>
+        <w:numPr>
+          <w:ilvl w:val="0"/>
+          <w:numId w:val="4"/>
+        </w:numPr>
+        <w:spacing w:after="240" w:before="240" w:lineRule="auto"/>
+        <w:ind w:left="720" w:hanging="360"/>
+        <w:rPr>
+          <w:rFonts w:ascii="Tahoma" w:cs="Tahoma" w:eastAsia="Tahoma" w:hAnsi="Tahoma"/>
+          <w:sz w:val="22"/>
+          <w:szCs w:val="22"/>
+        </w:rPr>
+      </w:pPr>
+      <w:r>
+        <w:rPr>
+          <w:rFonts w:ascii="Tahoma" w:cs="Tahoma" w:eastAsia="Tahoma" w:hAnsi="Tahoma"/>
+          <w:b w:val="1"/>
+          <w:bCs w:val="1"/>
+          <w:sz w:val="22"/>
+          <w:szCs w:val="22"/>
+          <w:rtl w:val="0"/>
+        </w:rPr>
+        <w:t xml:space="preserve">Backend / Сервер: </w:t>
+      </w:r>
+      <w:r>
+        <w:rPr>
+          <w:rFonts w:ascii="Tahoma" w:cs="Tahoma" w:eastAsia="Tahoma" w:hAnsi="Tahoma"/>
+          <w:sz w:val="22"/>
+          <w:szCs w:val="22"/>
+          <w:rtl w:val="0"/>
+        </w:rPr>
+        <w:t xml:space="preserve">PHP (10 лет), MySQL (10 лет), REST API, Node.js (2 года)</w:t>
+      </w:r>
+    </w:p>
+    <w:p>
+      <w:pPr>
+        <w:widowControl w:val="0"/>
+        <w:numPr>
+          <w:ilvl w:val="0"/>
+          <w:numId w:val="4"/>
+        </w:numPr>
+        <w:spacing w:after="240" w:before="240" w:lineRule="auto"/>
+        <w:ind w:left="720" w:hanging="360"/>
+        <w:rPr>
+          <w:rFonts w:ascii="Tahoma" w:cs="Tahoma" w:eastAsia="Tahoma" w:hAnsi="Tahoma"/>
+          <w:sz w:val="22"/>
+          <w:szCs w:val="22"/>
+        </w:rPr>
+      </w:pPr>
+      <w:r>
+        <w:rPr>
+          <w:rFonts w:ascii="Tahoma" w:cs="Tahoma" w:eastAsia="Tahoma" w:hAnsi="Tahoma"/>
+          <w:b w:val="1"/>
+          <w:bCs w:val="1"/>
+          <w:sz w:val="22"/>
+          <w:szCs w:val="22"/>
+          <w:rtl w:val="0"/>
+        </w:rPr>
+        <w:t xml:space="preserve">Frontend: </w:t>
+      </w:r>
+      <w:r>
+        <w:rPr>
+          <w:rFonts w:ascii="Tahoma" w:cs="Tahoma" w:eastAsia="Tahoma" w:hAnsi="Tahoma"/>
+          <w:sz w:val="22"/>
+          <w:szCs w:val="22"/>
+          <w:rtl w:val="0"/>
+        </w:rPr>
+        <w:t xml:space="preserve">HTML5, CSS3, JavaScript, jQuery, Bootstrap, AJAX, WebRTC, Socket.IO, React</w:t>
+      </w:r>
+    </w:p>
+    <w:p>
+      <w:pPr>
+        <w:widowControl w:val="0"/>
+        <w:numPr>
+          <w:ilvl w:val="0"/>
+          <w:numId w:val="4"/>
+        </w:numPr>
+        <w:spacing w:after="240" w:before="240" w:lineRule="auto"/>
+        <w:ind w:left="720" w:hanging="360"/>
+        <w:rPr>
+          <w:rFonts w:ascii="Tahoma" w:cs="Tahoma" w:eastAsia="Tahoma" w:hAnsi="Tahoma"/>
+          <w:sz w:val="22"/>
+          <w:szCs w:val="22"/>
+        </w:rPr>
+      </w:pPr>
+      <w:r>
+        <w:rPr>
+          <w:rFonts w:ascii="Tahoma" w:cs="Tahoma" w:eastAsia="Tahoma" w:hAnsi="Tahoma"/>
+          <w:b w:val="1"/>
+          <w:bCs w:val="1"/>
+          <w:sz w:val="22"/>
+          <w:szCs w:val="22"/>
+          <w:rtl w:val="0"/>
+        </w:rPr>
+        <w:t xml:space="preserve">DevOps / Инфраструктура: </w:t>
+      </w:r>
+      <w:r>
+        <w:rPr>
+          <w:rFonts w:ascii="Tahoma" w:cs="Tahoma" w:eastAsia="Tahoma" w:hAnsi="Tahoma"/>
+          <w:sz w:val="22"/>
+          <w:szCs w:val="22"/>
+          <w:rtl w:val="0"/>
+        </w:rPr>
+        <w:t xml:space="preserve">Docker, Nginx, Apache, CI/CD (GitLab CI), Linux Server Administration, Crontab, Cloudflare</w:t>
+      </w:r>
+    </w:p>
+    <w:p>
+      <w:pPr>
+        <w:widowControl w:val="0"/>
+        <w:numPr>
+          <w:ilvl w:val="0"/>
+          <w:numId w:val="4"/>
+        </w:numPr>
+        <w:spacing w:after="240" w:before="240" w:lineRule="auto"/>
+        <w:ind w:left="720" w:hanging="360"/>
+        <w:rPr>
+          <w:rFonts w:ascii="Tahoma" w:cs="Tahoma" w:eastAsia="Tahoma" w:hAnsi="Tahoma"/>
+          <w:sz w:val="22"/>
+          <w:szCs w:val="22"/>
+        </w:rPr>
+      </w:pPr>
+      <w:r>
+        <w:rPr>
+          <w:rFonts w:ascii="Tahoma" w:cs="Tahoma" w:eastAsia="Tahoma" w:hAnsi="Tahoma"/>
+          <w:b w:val="1"/>
+          <w:bCs w:val="1"/>
+          <w:sz w:val="22"/>
+          <w:szCs w:val="22"/>
+          <w:rtl w:val="0"/>
+        </w:rPr>
+        <w:t xml:space="preserve">Кеширование: </w:t>
+      </w:r>
+      <w:r>
+        <w:rPr>
+          <w:rFonts w:ascii="Tahoma" w:cs="Tahoma" w:eastAsia="Tahoma" w:hAnsi="Tahoma"/>
+          <w:sz w:val="22"/>
+          <w:szCs w:val="22"/>
+          <w:rtl w:val="0"/>
+        </w:rPr>
+        <w:t xml:space="preserve">Redis, Memcached, Database caching, HTTP caching, File caching</w:t>
+      </w:r>
+    </w:p>
+    <w:p>
+      <w:pPr>
+        <w:widowControl w:val="0"/>
+        <w:numPr>
+          <w:ilvl w:val="0"/>
+          <w:numId w:val="4"/>
+        </w:numPr>
+        <w:spacing w:after="240" w:before="240" w:lineRule="auto"/>
+        <w:ind w:left="720" w:hanging="360"/>
+        <w:rPr>
+          <w:rFonts w:ascii="Tahoma" w:cs="Tahoma" w:eastAsia="Tahoma" w:hAnsi="Tahoma"/>
+          <w:sz w:val="22"/>
+          <w:szCs w:val="22"/>
+        </w:rPr>
+      </w:pPr>
+      <w:r>
+        <w:rPr>
+          <w:rFonts w:ascii="Tahoma" w:cs="Tahoma" w:eastAsia="Tahoma" w:hAnsi="Tahoma"/>
+          <w:b w:val="1"/>
+          <w:bCs w:val="1"/>
+          <w:sz w:val="22"/>
+          <w:szCs w:val="22"/>
+          <w:rtl w:val="0"/>
+        </w:rPr>
+        <w:t xml:space="preserve">API / Интеграции: </w:t>
+      </w:r>
+      <w:r>
+        <w:rPr>
+          <w:rFonts w:ascii="Tahoma" w:cs="Tahoma" w:eastAsia="Tahoma" w:hAnsi="Tahoma"/>
+          <w:sz w:val="22"/>
+          <w:szCs w:val="22"/>
+          <w:rtl w:val="0"/>
+        </w:rPr>
+        <w:t xml:space="preserve">OAuth 2.0, Google APIs, Firebase API, Telegram Bot API, Twilio API, SendGrid API, Discord API, Facebook Graph API, DataForSEO API, Nova Poshta API</w:t>
+      </w:r>
+    </w:p>
+    <w:p>
+      <w:pPr>
+        <w:widowControl w:val="0"/>
+        <w:numPr>
+          <w:ilvl w:val="0"/>
+          <w:numId w:val="4"/>
+        </w:numPr>
+        <w:spacing w:after="240" w:before="240" w:lineRule="auto"/>
+        <w:ind w:left="720" w:hanging="360"/>
+        <w:rPr>
+          <w:rFonts w:ascii="Tahoma" w:cs="Tahoma" w:eastAsia="Tahoma" w:hAnsi="Tahoma"/>
+          <w:sz w:val="22"/>
+          <w:szCs w:val="22"/>
+        </w:rPr>
+      </w:pPr>
+      <w:r>
+        <w:rPr>
+          <w:rFonts w:ascii="Tahoma" w:cs="Tahoma" w:eastAsia="Tahoma" w:hAnsi="Tahoma"/>
+          <w:b w:val="1"/>
+          <w:bCs w:val="1"/>
+          <w:sz w:val="22"/>
+          <w:szCs w:val="22"/>
+          <w:rtl w:val="0"/>
+        </w:rPr>
+        <w:t xml:space="preserve">Платежные системы:</w:t>
+      </w:r>
+      <w:r>
+        <w:rPr>
+          <w:rFonts w:ascii="Tahoma" w:cs="Tahoma" w:eastAsia="Tahoma" w:hAnsi="Tahoma"/>
+          <w:sz w:val="22"/>
+          <w:szCs w:val="22"/>
+          <w:rtl w:val="0"/>
+        </w:rPr>
+        <w:t xml:space="preserve"> LiqPay, PayPal, Stripe, Tranzilla, Payoneer, FLEXIFY API, MIFINITY API, SHEEPY API, PAYADMIT API</w:t>
+      </w:r>
+    </w:p>
+    <w:p>
+      <w:pPr>
+        <w:widowControl w:val="0"/>
+        <w:numPr>
+          <w:ilvl w:val="0"/>
+          <w:numId w:val="4"/>
+        </w:numPr>
+        <w:spacing w:after="240" w:before="240" w:lineRule="auto"/>
+        <w:ind w:left="720" w:hanging="360"/>
+        <w:rPr>
+          <w:rFonts w:ascii="Tahoma" w:cs="Tahoma" w:eastAsia="Tahoma" w:hAnsi="Tahoma"/>
+          <w:sz w:val="22"/>
+          <w:szCs w:val="22"/>
+        </w:rPr>
+      </w:pPr>
+      <w:r>
+        <w:rPr>
+          <w:rFonts w:ascii="Tahoma" w:cs="Tahoma" w:eastAsia="Tahoma" w:hAnsi="Tahoma"/>
+          <w:b w:val="1"/>
+          <w:bCs w:val="1"/>
+          <w:sz w:val="22"/>
+          <w:szCs w:val="22"/>
+          <w:rtl w:val="0"/>
+        </w:rPr>
+        <w:t xml:space="preserve">Инструменты: </w:t>
+      </w:r>
+      <w:r>
+        <w:rPr>
+          <w:rFonts w:ascii="Tahoma" w:cs="Tahoma" w:eastAsia="Tahoma" w:hAnsi="Tahoma"/>
+          <w:sz w:val="22"/>
+          <w:szCs w:val="22"/>
+          <w:rtl w:val="0"/>
+        </w:rPr>
+        <w:t xml:space="preserve">Git, Composer, NPM, PhpStorm, Postman, DBeaver, Docker, Open Server, XAMPP, Chrome DevTools, FileZilla, PuTTY</w:t>
+      </w:r>
+    </w:p>
+    <w:p>
+      <w:pPr>
+        <w:widowControl w:val="0"/>
+        <w:numPr>
+          <w:ilvl w:val="0"/>
+          <w:numId w:val="4"/>
+        </w:numPr>
+        <w:spacing w:after="240" w:before="240" w:lineRule="auto"/>
+        <w:ind w:left="720" w:hanging="360"/>
+        <w:rPr>
+          <w:rFonts w:ascii="Tahoma" w:cs="Tahoma" w:eastAsia="Tahoma" w:hAnsi="Tahoma"/>
+          <w:sz w:val="22"/>
+          <w:szCs w:val="22"/>
+        </w:rPr>
+      </w:pPr>
+      <w:r>
+        <w:rPr>
+          <w:rFonts w:ascii="Tahoma" w:cs="Tahoma" w:eastAsia="Tahoma" w:hAnsi="Tahoma"/>
+          <w:b w:val="1"/>
+          <w:bCs w:val="1"/>
+          <w:sz w:val="22"/>
+          <w:szCs w:val="22"/>
+          <w:rtl w:val="0"/>
+        </w:rPr>
+        <w:t xml:space="preserve">Архитектура и подходы: </w:t>
+      </w:r>
+      <w:r>
+        <w:rPr>
+          <w:rFonts w:ascii="Tahoma" w:cs="Tahoma" w:eastAsia="Tahoma" w:hAnsi="Tahoma"/>
+          <w:sz w:val="22"/>
+          <w:szCs w:val="22"/>
+          <w:rtl w:val="0"/>
+        </w:rPr>
+        <w:t xml:space="preserve">MVC, RESTful API Design, Microservices, Monolith, Design Patterns, SOLID, DRY / KISS</w:t>
+      </w:r>
+    </w:p>
+    <w:p>
+      <w:pPr>
+        <w:widowControl w:val="0"/>
+        <w:numPr>
+          <w:ilvl w:val="0"/>
+          <w:numId w:val="4"/>
+        </w:numPr>
+        <w:spacing w:after="240" w:before="240" w:lineRule="auto"/>
+        <w:ind w:left="720" w:hanging="360"/>
+        <w:rPr>
+          <w:rFonts w:ascii="Tahoma" w:cs="Tahoma" w:eastAsia="Tahoma" w:hAnsi="Tahoma"/>
+          <w:sz w:val="22"/>
+          <w:szCs w:val="22"/>
+        </w:rPr>
+      </w:pPr>
+      <w:r>
+        <w:rPr>
+          <w:rFonts w:ascii="Tahoma" w:cs="Tahoma" w:eastAsia="Tahoma" w:hAnsi="Tahoma"/>
+          <w:b w:val="1"/>
+          <w:bCs w:val="1"/>
+          <w:sz w:val="22"/>
+          <w:szCs w:val="22"/>
+          <w:rtl w:val="0"/>
+        </w:rPr>
+        <w:t xml:space="preserve">Тестирование: </w:t>
+      </w:r>
+      <w:r>
+        <w:rPr>
+          <w:rFonts w:ascii="Tahoma" w:cs="Tahoma" w:eastAsia="Tahoma" w:hAnsi="Tahoma"/>
+          <w:sz w:val="22"/>
+          <w:szCs w:val="22"/>
+          <w:rtl w:val="0"/>
+        </w:rPr>
+        <w:t xml:space="preserve">PHPUnit, API Testing, Functional Testing, Manual QA, Postman Collections</w:t>
+      </w:r>
+    </w:p>
+    <w:p>
+      <w:pPr>
+        <w:widowControl w:val="0"/>
+        <w:numPr>
+          <w:ilvl w:val="0"/>
+          <w:numId w:val="4"/>
+        </w:numPr>
+        <w:spacing w:after="240" w:before="240" w:lineRule="auto"/>
+        <w:ind w:left="720" w:hanging="360"/>
+        <w:rPr>
+          <w:rFonts w:ascii="Tahoma" w:cs="Tahoma" w:eastAsia="Tahoma" w:hAnsi="Tahoma"/>
+          <w:sz w:val="22"/>
+          <w:szCs w:val="22"/>
+        </w:rPr>
+      </w:pPr>
+      <w:r>
+        <w:rPr>
+          <w:rFonts w:ascii="Tahoma" w:cs="Tahoma" w:eastAsia="Tahoma" w:hAnsi="Tahoma"/>
+          <w:b w:val="1"/>
+          <w:bCs w:val="1"/>
+          <w:sz w:val="22"/>
+          <w:szCs w:val="22"/>
+          <w:rtl w:val="0"/>
+        </w:rPr>
+        <w:t xml:space="preserve">Работа с изображениями: </w:t>
+      </w:r>
+      <w:r>
+        <w:rPr>
+          <w:rFonts w:ascii="Tahoma" w:cs="Tahoma" w:eastAsia="Tahoma" w:hAnsi="Tahoma"/>
+          <w:sz w:val="22"/>
+          <w:szCs w:val="22"/>
+          <w:rtl w:val="0"/>
+        </w:rPr>
+        <w:t xml:space="preserve">GD, ImageMagick, Upload / crop / resize API, WebP optimization, Lazy loading images</w:t>
+      </w:r>
+    </w:p>
+    <w:p>
+      <w:pPr>
+        <w:widowControl w:val="0"/>
+        <w:numPr>
+          <w:ilvl w:val="0"/>
+          <w:numId w:val="4"/>
+        </w:numPr>
+        <w:spacing w:after="240" w:before="240" w:lineRule="auto"/>
+        <w:ind w:left="720" w:hanging="360"/>
+        <w:rPr>
+          <w:rFonts w:ascii="Tahoma" w:cs="Tahoma" w:eastAsia="Tahoma" w:hAnsi="Tahoma"/>
+          <w:sz w:val="22"/>
+          <w:szCs w:val="22"/>
+        </w:rPr>
+      </w:pPr>
+      <w:r>
+        <w:rPr>
+          <w:rFonts w:ascii="Tahoma" w:cs="Tahoma" w:eastAsia="Tahoma" w:hAnsi="Tahoma"/>
+          <w:b w:val="1"/>
+          <w:bCs w:val="1"/>
+          <w:sz w:val="22"/>
+          <w:szCs w:val="22"/>
+          <w:rtl w:val="0"/>
+        </w:rPr>
+        <w:t xml:space="preserve">Управление задачами: </w:t>
+      </w:r>
+      <w:r>
+        <w:rPr>
+          <w:rFonts w:ascii="Tahoma" w:cs="Tahoma" w:eastAsia="Tahoma" w:hAnsi="Tahoma"/>
+          <w:sz w:val="22"/>
+          <w:szCs w:val="22"/>
+          <w:rtl w:val="0"/>
+        </w:rPr>
+        <w:t xml:space="preserve">Jira, Redmine, Notion, Trello, Worksection</w:t>
+      </w:r>
+    </w:p>
+    <w:p>
+      <w:pPr>
+        <w:widowControl w:val="0"/>
+        <w:numPr>
+          <w:ilvl w:val="0"/>
+          <w:numId w:val="4"/>
+        </w:numPr>
+        <w:spacing w:after="240" w:before="240" w:lineRule="auto"/>
+        <w:ind w:left="720" w:hanging="360"/>
+        <w:rPr>
+          <w:rFonts w:ascii="Tahoma" w:cs="Tahoma" w:eastAsia="Tahoma" w:hAnsi="Tahoma"/>
+          <w:sz w:val="22"/>
+          <w:szCs w:val="22"/>
+        </w:rPr>
+      </w:pPr>
+      <w:r>
+        <w:rPr>
+          <w:rFonts w:ascii="Tahoma" w:cs="Tahoma" w:eastAsia="Tahoma" w:hAnsi="Tahoma"/>
+          <w:b w:val="1"/>
+          <w:bCs w:val="1"/>
+          <w:sz w:val="22"/>
+          <w:szCs w:val="22"/>
+          <w:rtl w:val="0"/>
+        </w:rPr>
+        <w:t xml:space="preserve">Панели управления: </w:t>
+      </w:r>
+      <w:r>
+        <w:rPr>
+          <w:rFonts w:ascii="Tahoma" w:cs="Tahoma" w:eastAsia="Tahoma" w:hAnsi="Tahoma"/>
+          <w:sz w:val="22"/>
+          <w:szCs w:val="22"/>
+          <w:rtl w:val="0"/>
+        </w:rPr>
+        <w:t xml:space="preserve">cPanel, ISPmanager, DirectAdmin, VestaCP</w:t>
+      </w:r>
+    </w:p>
+    <w:p>
+      <w:pPr>
+        <w:widowControl w:val="0"/>
+        <w:numPr>
+          <w:ilvl w:val="0"/>
+          <w:numId w:val="4"/>
+        </w:numPr>
+        <w:spacing w:after="240" w:before="240" w:lineRule="auto"/>
+        <w:ind w:left="720" w:hanging="360"/>
+        <w:rPr>
+          <w:rFonts w:ascii="Tahoma" w:cs="Tahoma" w:eastAsia="Tahoma" w:hAnsi="Tahoma"/>
+          <w:sz w:val="22"/>
+          <w:szCs w:val="22"/>
+        </w:rPr>
+      </w:pPr>
+      <w:r>
+        <w:rPr>
+          <w:rFonts w:ascii="Tahoma" w:cs="Tahoma" w:eastAsia="Tahoma" w:hAnsi="Tahoma"/>
+          <w:b w:val="1"/>
+          <w:bCs w:val="1"/>
+          <w:sz w:val="22"/>
+          <w:szCs w:val="22"/>
+          <w:rtl w:val="0"/>
+        </w:rPr>
+        <w:t xml:space="preserve">AI в разработке: </w:t>
+      </w:r>
+      <w:r>
+        <w:rPr>
+          <w:rFonts w:ascii="Tahoma" w:cs="Tahoma" w:eastAsia="Tahoma" w:hAnsi="Tahoma"/>
+          <w:sz w:val="22"/>
+          <w:szCs w:val="22"/>
+          <w:rtl w:val="0"/>
+        </w:rPr>
+        <w:t xml:space="preserve">AI-assisted development (3+ года), ChatGPT, Gemini, Codex (JetBrains AI), Claude (базовое использование) </w:t>
       </w:r>
     </w:p>
     <w:p>
@@ -1045,45 +1587,27 @@
       </w:pPr>
       <w:r>
         <w:rPr>
-          <w:rtl w:val="0"/>
-        </w:rPr>
-      </w:r>
-    </w:p>
-    <w:p>
-      <w:pPr>
-        <w:widowControl w:val="0"/>
-        <w:rPr>
           <w:rFonts w:ascii="Tahoma" w:cs="Tahoma" w:eastAsia="Tahoma" w:hAnsi="Tahoma"/>
           <w:b w:val="1"/>
           <w:bCs w:val="1"/>
           <w:sz w:val="24"/>
           <w:szCs w:val="24"/>
-        </w:rPr>
-      </w:pPr>
-      <w:r>
-        <w:rPr>
-          <w:rtl w:val="0"/>
-        </w:rPr>
-      </w:r>
-    </w:p>
-    <w:p>
-      <w:pPr>
-        <w:widowControl w:val="0"/>
-        <w:rPr>
-          <w:rFonts w:ascii="Tahoma" w:cs="Tahoma" w:eastAsia="Tahoma" w:hAnsi="Tahoma"/>
-        </w:rPr>
-      </w:pPr>
-      <w:r>
+          <w:rtl w:val="0"/>
+        </w:rPr>
+        <w:t xml:space="preserve">Портфоліо:</w:t>
+      </w:r>
+    </w:p>
+    <w:p>
+      <w:pPr>
+        <w:widowControl w:val="0"/>
         <w:rPr>
           <w:rFonts w:ascii="Tahoma" w:cs="Tahoma" w:eastAsia="Tahoma" w:hAnsi="Tahoma"/>
           <w:b w:val="1"/>
           <w:bCs w:val="1"/>
           <w:sz w:val="24"/>
           <w:szCs w:val="24"/>
-          <w:rtl w:val="0"/>
-        </w:rPr>
-        <w:t xml:space="preserve">Навыки:</w:t>
-      </w:r>
+        </w:rPr>
+      </w:pPr>
       <w:r>
         <w:rPr>
           <w:rtl w:val="0"/>
@@ -1096,635 +1620,6 @@
         <w:numPr>
           <w:ilvl w:val="0"/>
           <w:numId w:val="5"/>
-        </w:numPr>
-        <w:spacing w:after="240" w:before="240" w:lineRule="auto"/>
-        <w:ind w:left="720" w:hanging="360"/>
-        <w:rPr>
-          <w:rFonts w:ascii="Tahoma" w:cs="Tahoma" w:eastAsia="Tahoma" w:hAnsi="Tahoma"/>
-          <w:sz w:val="22"/>
-          <w:szCs w:val="22"/>
-        </w:rPr>
-      </w:pPr>
-      <w:r>
-        <w:rPr>
-          <w:rFonts w:ascii="Tahoma" w:cs="Tahoma" w:eastAsia="Tahoma" w:hAnsi="Tahoma"/>
-          <w:b w:val="1"/>
-          <w:bCs w:val="1"/>
-          <w:sz w:val="22"/>
-          <w:szCs w:val="22"/>
-          <w:rtl w:val="0"/>
-        </w:rPr>
-        <w:t xml:space="preserve">Платформы: </w:t>
-      </w:r>
-      <w:r>
-        <w:rPr>
-          <w:rFonts w:ascii="Tahoma" w:cs="Tahoma" w:eastAsia="Tahoma" w:hAnsi="Tahoma"/>
-          <w:sz w:val="22"/>
-          <w:szCs w:val="22"/>
-          <w:rtl w:val="0"/>
-        </w:rPr>
-        <w:t xml:space="preserve">Windows, Linux</w:t>
-      </w:r>
-    </w:p>
-    <w:p>
-      <w:pPr>
-        <w:widowControl w:val="0"/>
-        <w:numPr>
-          <w:ilvl w:val="0"/>
-          <w:numId w:val="5"/>
-        </w:numPr>
-        <w:spacing w:after="240" w:before="240" w:lineRule="auto"/>
-        <w:ind w:left="720" w:hanging="360"/>
-        <w:rPr>
-          <w:rFonts w:ascii="Tahoma" w:cs="Tahoma" w:eastAsia="Tahoma" w:hAnsi="Tahoma"/>
-          <w:sz w:val="22"/>
-          <w:szCs w:val="22"/>
-        </w:rPr>
-      </w:pPr>
-      <w:r>
-        <w:rPr>
-          <w:rFonts w:ascii="Tahoma" w:cs="Tahoma" w:eastAsia="Tahoma" w:hAnsi="Tahoma"/>
-          <w:b w:val="1"/>
-          <w:bCs w:val="1"/>
-          <w:sz w:val="22"/>
-          <w:szCs w:val="22"/>
-          <w:rtl w:val="0"/>
-        </w:rPr>
-        <w:t xml:space="preserve">Фреймворки: </w:t>
-      </w:r>
-      <w:r>
-        <w:rPr>
-          <w:rFonts w:ascii="Tahoma" w:cs="Tahoma" w:eastAsia="Tahoma" w:hAnsi="Tahoma"/>
-          <w:sz w:val="22"/>
-          <w:szCs w:val="22"/>
-          <w:rtl w:val="0"/>
-        </w:rPr>
-        <w:t xml:space="preserve">Yii2 (10 лет), Laravel (2 года)</w:t>
-      </w:r>
-    </w:p>
-    <w:p>
-      <w:pPr>
-        <w:widowControl w:val="0"/>
-        <w:numPr>
-          <w:ilvl w:val="0"/>
-          <w:numId w:val="5"/>
-        </w:numPr>
-        <w:spacing w:after="240" w:before="240" w:lineRule="auto"/>
-        <w:ind w:left="720" w:hanging="360"/>
-        <w:rPr>
-          <w:rFonts w:ascii="Tahoma" w:cs="Tahoma" w:eastAsia="Tahoma" w:hAnsi="Tahoma"/>
-          <w:sz w:val="22"/>
-          <w:szCs w:val="22"/>
-        </w:rPr>
-      </w:pPr>
-      <w:r>
-        <w:rPr>
-          <w:rFonts w:ascii="Tahoma" w:cs="Tahoma" w:eastAsia="Tahoma" w:hAnsi="Tahoma"/>
-          <w:b w:val="1"/>
-          <w:bCs w:val="1"/>
-          <w:sz w:val="22"/>
-          <w:szCs w:val="22"/>
-          <w:rtl w:val="0"/>
-        </w:rPr>
-        <w:t xml:space="preserve">CMS (сейчас не использую): </w:t>
-      </w:r>
-      <w:r>
-        <w:rPr>
-          <w:rFonts w:ascii="Tahoma" w:cs="Tahoma" w:eastAsia="Tahoma" w:hAnsi="Tahoma"/>
-          <w:sz w:val="22"/>
-          <w:szCs w:val="22"/>
-          <w:rtl w:val="0"/>
-        </w:rPr>
-        <w:t xml:space="preserve">Drupal (4 года), Joomla (4 года), Magento (1 год), OpenCart (0.5 года), WordPress</w:t>
-      </w:r>
-    </w:p>
-    <w:p>
-      <w:pPr>
-        <w:widowControl w:val="0"/>
-        <w:numPr>
-          <w:ilvl w:val="0"/>
-          <w:numId w:val="5"/>
-        </w:numPr>
-        <w:spacing w:after="240" w:before="240" w:lineRule="auto"/>
-        <w:ind w:left="720" w:hanging="360"/>
-        <w:rPr>
-          <w:rFonts w:ascii="Tahoma" w:cs="Tahoma" w:eastAsia="Tahoma" w:hAnsi="Tahoma"/>
-          <w:sz w:val="22"/>
-          <w:szCs w:val="22"/>
-        </w:rPr>
-      </w:pPr>
-      <w:r>
-        <w:rPr>
-          <w:rFonts w:ascii="Tahoma" w:cs="Tahoma" w:eastAsia="Tahoma" w:hAnsi="Tahoma"/>
-          <w:b w:val="1"/>
-          <w:bCs w:val="1"/>
-          <w:sz w:val="22"/>
-          <w:szCs w:val="22"/>
-          <w:rtl w:val="0"/>
-        </w:rPr>
-        <w:t xml:space="preserve">Backend / Сервер: </w:t>
-      </w:r>
-      <w:r>
-        <w:rPr>
-          <w:rFonts w:ascii="Tahoma" w:cs="Tahoma" w:eastAsia="Tahoma" w:hAnsi="Tahoma"/>
-          <w:sz w:val="22"/>
-          <w:szCs w:val="22"/>
-          <w:rtl w:val="0"/>
-        </w:rPr>
-        <w:t xml:space="preserve">PHP (10 лет), MySQL (10 лет), REST API, Node.js (2 года)</w:t>
-      </w:r>
-    </w:p>
-    <w:p>
-      <w:pPr>
-        <w:widowControl w:val="0"/>
-        <w:numPr>
-          <w:ilvl w:val="0"/>
-          <w:numId w:val="5"/>
-        </w:numPr>
-        <w:spacing w:after="240" w:before="240" w:lineRule="auto"/>
-        <w:ind w:left="720" w:hanging="360"/>
-        <w:rPr>
-          <w:rFonts w:ascii="Tahoma" w:cs="Tahoma" w:eastAsia="Tahoma" w:hAnsi="Tahoma"/>
-          <w:sz w:val="22"/>
-          <w:szCs w:val="22"/>
-        </w:rPr>
-      </w:pPr>
-      <w:r>
-        <w:rPr>
-          <w:rFonts w:ascii="Tahoma" w:cs="Tahoma" w:eastAsia="Tahoma" w:hAnsi="Tahoma"/>
-          <w:b w:val="1"/>
-          <w:bCs w:val="1"/>
-          <w:sz w:val="22"/>
-          <w:szCs w:val="22"/>
-          <w:rtl w:val="0"/>
-        </w:rPr>
-        <w:t xml:space="preserve">Frontend: </w:t>
-      </w:r>
-      <w:r>
-        <w:rPr>
-          <w:rFonts w:ascii="Tahoma" w:cs="Tahoma" w:eastAsia="Tahoma" w:hAnsi="Tahoma"/>
-          <w:sz w:val="22"/>
-          <w:szCs w:val="22"/>
-          <w:rtl w:val="0"/>
-        </w:rPr>
-        <w:t xml:space="preserve">HTML5, CSS3, JavaScript, jQuery, Bootstrap, AJAX, WebRTC, Socket.IO, React</w:t>
-      </w:r>
-    </w:p>
-    <w:p>
-      <w:pPr>
-        <w:widowControl w:val="0"/>
-        <w:numPr>
-          <w:ilvl w:val="0"/>
-          <w:numId w:val="5"/>
-        </w:numPr>
-        <w:spacing w:after="240" w:before="240" w:lineRule="auto"/>
-        <w:ind w:left="720" w:hanging="360"/>
-        <w:rPr>
-          <w:rFonts w:ascii="Tahoma" w:cs="Tahoma" w:eastAsia="Tahoma" w:hAnsi="Tahoma"/>
-          <w:sz w:val="22"/>
-          <w:szCs w:val="22"/>
-        </w:rPr>
-      </w:pPr>
-      <w:r>
-        <w:rPr>
-          <w:rFonts w:ascii="Tahoma" w:cs="Tahoma" w:eastAsia="Tahoma" w:hAnsi="Tahoma"/>
-          <w:b w:val="1"/>
-          <w:bCs w:val="1"/>
-          <w:sz w:val="22"/>
-          <w:szCs w:val="22"/>
-          <w:rtl w:val="0"/>
-        </w:rPr>
-        <w:t xml:space="preserve">DevOps / Инфраструктура: </w:t>
-      </w:r>
-      <w:r>
-        <w:rPr>
-          <w:rFonts w:ascii="Tahoma" w:cs="Tahoma" w:eastAsia="Tahoma" w:hAnsi="Tahoma"/>
-          <w:sz w:val="22"/>
-          <w:szCs w:val="22"/>
-          <w:rtl w:val="0"/>
-        </w:rPr>
-        <w:t xml:space="preserve">Docker, Nginx, Apache, CI/CD (GitLab CI), Linux Server Administration, Crontab, Cloudflare</w:t>
-      </w:r>
-    </w:p>
-    <w:p>
-      <w:pPr>
-        <w:widowControl w:val="0"/>
-        <w:numPr>
-          <w:ilvl w:val="0"/>
-          <w:numId w:val="5"/>
-        </w:numPr>
-        <w:spacing w:after="240" w:before="240" w:lineRule="auto"/>
-        <w:ind w:left="720" w:hanging="360"/>
-        <w:rPr>
-          <w:rFonts w:ascii="Tahoma" w:cs="Tahoma" w:eastAsia="Tahoma" w:hAnsi="Tahoma"/>
-          <w:sz w:val="22"/>
-          <w:szCs w:val="22"/>
-        </w:rPr>
-      </w:pPr>
-      <w:r>
-        <w:rPr>
-          <w:rFonts w:ascii="Tahoma" w:cs="Tahoma" w:eastAsia="Tahoma" w:hAnsi="Tahoma"/>
-          <w:b w:val="1"/>
-          <w:bCs w:val="1"/>
-          <w:sz w:val="22"/>
-          <w:szCs w:val="22"/>
-          <w:rtl w:val="0"/>
-        </w:rPr>
-        <w:t xml:space="preserve">Кеширование: </w:t>
-      </w:r>
-      <w:r>
-        <w:rPr>
-          <w:rFonts w:ascii="Tahoma" w:cs="Tahoma" w:eastAsia="Tahoma" w:hAnsi="Tahoma"/>
-          <w:sz w:val="22"/>
-          <w:szCs w:val="22"/>
-          <w:rtl w:val="0"/>
-        </w:rPr>
-        <w:t xml:space="preserve">Redis, Memcached, Database caching, HTTP caching, File caching</w:t>
-      </w:r>
-    </w:p>
-    <w:p>
-      <w:pPr>
-        <w:widowControl w:val="0"/>
-        <w:numPr>
-          <w:ilvl w:val="0"/>
-          <w:numId w:val="5"/>
-        </w:numPr>
-        <w:spacing w:after="240" w:before="240" w:lineRule="auto"/>
-        <w:ind w:left="720" w:hanging="360"/>
-        <w:rPr>
-          <w:rFonts w:ascii="Tahoma" w:cs="Tahoma" w:eastAsia="Tahoma" w:hAnsi="Tahoma"/>
-          <w:sz w:val="22"/>
-          <w:szCs w:val="22"/>
-        </w:rPr>
-      </w:pPr>
-      <w:r>
-        <w:rPr>
-          <w:rFonts w:ascii="Tahoma" w:cs="Tahoma" w:eastAsia="Tahoma" w:hAnsi="Tahoma"/>
-          <w:b w:val="1"/>
-          <w:bCs w:val="1"/>
-          <w:sz w:val="22"/>
-          <w:szCs w:val="22"/>
-          <w:rtl w:val="0"/>
-        </w:rPr>
-        <w:t xml:space="preserve">API / Интеграции: </w:t>
-      </w:r>
-      <w:r>
-        <w:rPr>
-          <w:rFonts w:ascii="Tahoma" w:cs="Tahoma" w:eastAsia="Tahoma" w:hAnsi="Tahoma"/>
-          <w:sz w:val="22"/>
-          <w:szCs w:val="22"/>
-          <w:rtl w:val="0"/>
-        </w:rPr>
-        <w:t xml:space="preserve">OAuth 2.0, Google APIs, Firebase API, Telegram Bot API, Twilio API, SendGrid API, Discord API, Facebook Graph API, DataForSEO API, Nova Poshta API</w:t>
-      </w:r>
-    </w:p>
-    <w:p>
-      <w:pPr>
-        <w:widowControl w:val="0"/>
-        <w:numPr>
-          <w:ilvl w:val="0"/>
-          <w:numId w:val="5"/>
-        </w:numPr>
-        <w:spacing w:after="240" w:before="240" w:lineRule="auto"/>
-        <w:ind w:left="720" w:hanging="360"/>
-        <w:rPr>
-          <w:rFonts w:ascii="Tahoma" w:cs="Tahoma" w:eastAsia="Tahoma" w:hAnsi="Tahoma"/>
-          <w:sz w:val="22"/>
-          <w:szCs w:val="22"/>
-        </w:rPr>
-      </w:pPr>
-      <w:r>
-        <w:rPr>
-          <w:rFonts w:ascii="Tahoma" w:cs="Tahoma" w:eastAsia="Tahoma" w:hAnsi="Tahoma"/>
-          <w:b w:val="1"/>
-          <w:bCs w:val="1"/>
-          <w:sz w:val="22"/>
-          <w:szCs w:val="22"/>
-          <w:rtl w:val="0"/>
-        </w:rPr>
-        <w:t xml:space="preserve">Платежные системы:</w:t>
-      </w:r>
-      <w:r>
-        <w:rPr>
-          <w:rFonts w:ascii="Tahoma" w:cs="Tahoma" w:eastAsia="Tahoma" w:hAnsi="Tahoma"/>
-          <w:sz w:val="22"/>
-          <w:szCs w:val="22"/>
-          <w:rtl w:val="0"/>
-        </w:rPr>
-        <w:t xml:space="preserve"> LiqPay, PayPal, Stripe, Tranzilla, Payoneer, FLEXIFY API, MIFINITY API, SHEEPY API, PAYADMIT API</w:t>
-      </w:r>
-    </w:p>
-    <w:p>
-      <w:pPr>
-        <w:widowControl w:val="0"/>
-        <w:numPr>
-          <w:ilvl w:val="0"/>
-          <w:numId w:val="5"/>
-        </w:numPr>
-        <w:spacing w:after="240" w:before="240" w:lineRule="auto"/>
-        <w:ind w:left="720" w:hanging="360"/>
-        <w:rPr>
-          <w:rFonts w:ascii="Tahoma" w:cs="Tahoma" w:eastAsia="Tahoma" w:hAnsi="Tahoma"/>
-          <w:sz w:val="22"/>
-          <w:szCs w:val="22"/>
-        </w:rPr>
-      </w:pPr>
-      <w:r>
-        <w:rPr>
-          <w:rFonts w:ascii="Tahoma" w:cs="Tahoma" w:eastAsia="Tahoma" w:hAnsi="Tahoma"/>
-          <w:b w:val="1"/>
-          <w:bCs w:val="1"/>
-          <w:sz w:val="22"/>
-          <w:szCs w:val="22"/>
-          <w:rtl w:val="0"/>
-        </w:rPr>
-        <w:t xml:space="preserve">Инструменты: </w:t>
-      </w:r>
-      <w:r>
-        <w:rPr>
-          <w:rFonts w:ascii="Tahoma" w:cs="Tahoma" w:eastAsia="Tahoma" w:hAnsi="Tahoma"/>
-          <w:sz w:val="22"/>
-          <w:szCs w:val="22"/>
-          <w:rtl w:val="0"/>
-        </w:rPr>
-        <w:t xml:space="preserve">Git, Composer, NPM, PhpStorm, Postman, DBeaver, Docker, Open Server, XAMPP, Chrome DevTools, FileZilla, PuTTY</w:t>
-      </w:r>
-    </w:p>
-    <w:p>
-      <w:pPr>
-        <w:widowControl w:val="0"/>
-        <w:numPr>
-          <w:ilvl w:val="0"/>
-          <w:numId w:val="5"/>
-        </w:numPr>
-        <w:spacing w:after="240" w:before="240" w:lineRule="auto"/>
-        <w:ind w:left="720" w:hanging="360"/>
-        <w:rPr>
-          <w:rFonts w:ascii="Tahoma" w:cs="Tahoma" w:eastAsia="Tahoma" w:hAnsi="Tahoma"/>
-          <w:sz w:val="22"/>
-          <w:szCs w:val="22"/>
-        </w:rPr>
-      </w:pPr>
-      <w:r>
-        <w:rPr>
-          <w:rFonts w:ascii="Tahoma" w:cs="Tahoma" w:eastAsia="Tahoma" w:hAnsi="Tahoma"/>
-          <w:b w:val="1"/>
-          <w:bCs w:val="1"/>
-          <w:sz w:val="22"/>
-          <w:szCs w:val="22"/>
-          <w:rtl w:val="0"/>
-        </w:rPr>
-        <w:t xml:space="preserve">Архитектура и подходы: </w:t>
-      </w:r>
-      <w:r>
-        <w:rPr>
-          <w:rFonts w:ascii="Tahoma" w:cs="Tahoma" w:eastAsia="Tahoma" w:hAnsi="Tahoma"/>
-          <w:sz w:val="22"/>
-          <w:szCs w:val="22"/>
-          <w:rtl w:val="0"/>
-        </w:rPr>
-        <w:t xml:space="preserve">MVC, RESTful API Design, Microservices, Monolith, Design Patterns, SOLID, DRY / KISS</w:t>
-      </w:r>
-    </w:p>
-    <w:p>
-      <w:pPr>
-        <w:widowControl w:val="0"/>
-        <w:numPr>
-          <w:ilvl w:val="0"/>
-          <w:numId w:val="5"/>
-        </w:numPr>
-        <w:spacing w:after="240" w:before="240" w:lineRule="auto"/>
-        <w:ind w:left="720" w:hanging="360"/>
-        <w:rPr>
-          <w:rFonts w:ascii="Tahoma" w:cs="Tahoma" w:eastAsia="Tahoma" w:hAnsi="Tahoma"/>
-          <w:sz w:val="22"/>
-          <w:szCs w:val="22"/>
-        </w:rPr>
-      </w:pPr>
-      <w:r>
-        <w:rPr>
-          <w:rFonts w:ascii="Tahoma" w:cs="Tahoma" w:eastAsia="Tahoma" w:hAnsi="Tahoma"/>
-          <w:b w:val="1"/>
-          <w:bCs w:val="1"/>
-          <w:sz w:val="22"/>
-          <w:szCs w:val="22"/>
-          <w:rtl w:val="0"/>
-        </w:rPr>
-        <w:t xml:space="preserve">Тестирование: </w:t>
-      </w:r>
-      <w:r>
-        <w:rPr>
-          <w:rFonts w:ascii="Tahoma" w:cs="Tahoma" w:eastAsia="Tahoma" w:hAnsi="Tahoma"/>
-          <w:sz w:val="22"/>
-          <w:szCs w:val="22"/>
-          <w:rtl w:val="0"/>
-        </w:rPr>
-        <w:t xml:space="preserve">PHPUnit, API Testing, Functional Testing, Manual QA, Postman Collections</w:t>
-      </w:r>
-    </w:p>
-    <w:p>
-      <w:pPr>
-        <w:widowControl w:val="0"/>
-        <w:numPr>
-          <w:ilvl w:val="0"/>
-          <w:numId w:val="5"/>
-        </w:numPr>
-        <w:spacing w:after="240" w:before="240" w:lineRule="auto"/>
-        <w:ind w:left="720" w:hanging="360"/>
-        <w:rPr>
-          <w:rFonts w:ascii="Tahoma" w:cs="Tahoma" w:eastAsia="Tahoma" w:hAnsi="Tahoma"/>
-          <w:sz w:val="22"/>
-          <w:szCs w:val="22"/>
-        </w:rPr>
-      </w:pPr>
-      <w:r>
-        <w:rPr>
-          <w:rFonts w:ascii="Tahoma" w:cs="Tahoma" w:eastAsia="Tahoma" w:hAnsi="Tahoma"/>
-          <w:b w:val="1"/>
-          <w:bCs w:val="1"/>
-          <w:sz w:val="22"/>
-          <w:szCs w:val="22"/>
-          <w:rtl w:val="0"/>
-        </w:rPr>
-        <w:t xml:space="preserve">Работа с изображениями: </w:t>
-      </w:r>
-      <w:r>
-        <w:rPr>
-          <w:rFonts w:ascii="Tahoma" w:cs="Tahoma" w:eastAsia="Tahoma" w:hAnsi="Tahoma"/>
-          <w:sz w:val="22"/>
-          <w:szCs w:val="22"/>
-          <w:rtl w:val="0"/>
-        </w:rPr>
-        <w:t xml:space="preserve">GD, ImageMagick, Upload / crop / resize API, WebP optimization, Lazy loading images</w:t>
-      </w:r>
-    </w:p>
-    <w:p>
-      <w:pPr>
-        <w:widowControl w:val="0"/>
-        <w:numPr>
-          <w:ilvl w:val="0"/>
-          <w:numId w:val="5"/>
-        </w:numPr>
-        <w:spacing w:after="240" w:before="240" w:lineRule="auto"/>
-        <w:ind w:left="720" w:hanging="360"/>
-        <w:rPr>
-          <w:rFonts w:ascii="Tahoma" w:cs="Tahoma" w:eastAsia="Tahoma" w:hAnsi="Tahoma"/>
-          <w:sz w:val="22"/>
-          <w:szCs w:val="22"/>
-        </w:rPr>
-      </w:pPr>
-      <w:r>
-        <w:rPr>
-          <w:rFonts w:ascii="Tahoma" w:cs="Tahoma" w:eastAsia="Tahoma" w:hAnsi="Tahoma"/>
-          <w:b w:val="1"/>
-          <w:bCs w:val="1"/>
-          <w:sz w:val="22"/>
-          <w:szCs w:val="22"/>
-          <w:rtl w:val="0"/>
-        </w:rPr>
-        <w:t xml:space="preserve">Управление задачами: </w:t>
-      </w:r>
-      <w:r>
-        <w:rPr>
-          <w:rFonts w:ascii="Tahoma" w:cs="Tahoma" w:eastAsia="Tahoma" w:hAnsi="Tahoma"/>
-          <w:sz w:val="22"/>
-          <w:szCs w:val="22"/>
-          <w:rtl w:val="0"/>
-        </w:rPr>
-        <w:t xml:space="preserve">Jira, Redmine, Notion, Trello, Worksection</w:t>
-      </w:r>
-    </w:p>
-    <w:p>
-      <w:pPr>
-        <w:widowControl w:val="0"/>
-        <w:numPr>
-          <w:ilvl w:val="0"/>
-          <w:numId w:val="5"/>
-        </w:numPr>
-        <w:spacing w:after="240" w:before="240" w:lineRule="auto"/>
-        <w:ind w:left="720" w:hanging="360"/>
-        <w:rPr>
-          <w:rFonts w:ascii="Tahoma" w:cs="Tahoma" w:eastAsia="Tahoma" w:hAnsi="Tahoma"/>
-          <w:sz w:val="22"/>
-          <w:szCs w:val="22"/>
-        </w:rPr>
-      </w:pPr>
-      <w:r>
-        <w:rPr>
-          <w:rFonts w:ascii="Tahoma" w:cs="Tahoma" w:eastAsia="Tahoma" w:hAnsi="Tahoma"/>
-          <w:b w:val="1"/>
-          <w:bCs w:val="1"/>
-          <w:sz w:val="22"/>
-          <w:szCs w:val="22"/>
-          <w:rtl w:val="0"/>
-        </w:rPr>
-        <w:t xml:space="preserve">Панели управления: </w:t>
-      </w:r>
-      <w:r>
-        <w:rPr>
-          <w:rFonts w:ascii="Tahoma" w:cs="Tahoma" w:eastAsia="Tahoma" w:hAnsi="Tahoma"/>
-          <w:sz w:val="22"/>
-          <w:szCs w:val="22"/>
-          <w:rtl w:val="0"/>
-        </w:rPr>
-        <w:t xml:space="preserve">cPanel, ISPmanager, DirectAdmin, VestaCP</w:t>
-      </w:r>
-    </w:p>
-    <w:p>
-      <w:pPr>
-        <w:widowControl w:val="0"/>
-        <w:numPr>
-          <w:ilvl w:val="0"/>
-          <w:numId w:val="5"/>
-        </w:numPr>
-        <w:spacing w:after="240" w:before="240" w:lineRule="auto"/>
-        <w:ind w:left="720" w:hanging="360"/>
-        <w:rPr>
-          <w:rFonts w:ascii="Tahoma" w:cs="Tahoma" w:eastAsia="Tahoma" w:hAnsi="Tahoma"/>
-          <w:sz w:val="22"/>
-          <w:szCs w:val="22"/>
-        </w:rPr>
-      </w:pPr>
-      <w:r>
-        <w:rPr>
-          <w:rFonts w:ascii="Tahoma" w:cs="Tahoma" w:eastAsia="Tahoma" w:hAnsi="Tahoma"/>
-          <w:b w:val="1"/>
-          <w:bCs w:val="1"/>
-          <w:sz w:val="22"/>
-          <w:szCs w:val="22"/>
-          <w:rtl w:val="0"/>
-        </w:rPr>
-        <w:t xml:space="preserve">AI в разработке: </w:t>
-      </w:r>
-      <w:r>
-        <w:rPr>
-          <w:rFonts w:ascii="Tahoma" w:cs="Tahoma" w:eastAsia="Tahoma" w:hAnsi="Tahoma"/>
-          <w:sz w:val="22"/>
-          <w:szCs w:val="22"/>
-          <w:rtl w:val="0"/>
-        </w:rPr>
-        <w:t xml:space="preserve">AI-assisted development (3+ года), ChatGPT, Gemini, Codex (JetBrains AI), Claude (базовое использование) </w:t>
-      </w:r>
-    </w:p>
-    <w:p>
-      <w:pPr>
-        <w:widowControl w:val="0"/>
-        <w:rPr>
-          <w:rFonts w:ascii="Tahoma" w:cs="Tahoma" w:eastAsia="Tahoma" w:hAnsi="Tahoma"/>
-        </w:rPr>
-      </w:pPr>
-      <w:r>
-        <w:rPr>
-          <w:rtl w:val="0"/>
-        </w:rPr>
-      </w:r>
-    </w:p>
-    <w:p>
-      <w:pPr>
-        <w:widowControl w:val="0"/>
-        <w:rPr>
-          <w:rFonts w:ascii="Tahoma" w:cs="Tahoma" w:eastAsia="Tahoma" w:hAnsi="Tahoma"/>
-          <w:b w:val="1"/>
-          <w:bCs w:val="1"/>
-          <w:sz w:val="24"/>
-          <w:szCs w:val="24"/>
-        </w:rPr>
-      </w:pPr>
-      <w:r>
-        <w:rPr>
-          <w:rFonts w:ascii="Tahoma" w:cs="Tahoma" w:eastAsia="Tahoma" w:hAnsi="Tahoma"/>
-          <w:b w:val="1"/>
-          <w:bCs w:val="1"/>
-          <w:sz w:val="24"/>
-          <w:szCs w:val="24"/>
-          <w:rtl w:val="0"/>
-        </w:rPr>
-        <w:t xml:space="preserve">Портфоліо:</w:t>
-      </w:r>
-    </w:p>
-    <w:p>
-      <w:pPr>
-        <w:widowControl w:val="0"/>
-        <w:rPr>
-          <w:rFonts w:ascii="Tahoma" w:cs="Tahoma" w:eastAsia="Tahoma" w:hAnsi="Tahoma"/>
-          <w:b w:val="1"/>
-          <w:bCs w:val="1"/>
-          <w:sz w:val="24"/>
-          <w:szCs w:val="24"/>
-        </w:rPr>
-      </w:pPr>
-      <w:r>
-        <w:rPr>
-          <w:rtl w:val="0"/>
-        </w:rPr>
-      </w:r>
-    </w:p>
-    <w:p>
-      <w:pPr>
-        <w:widowControl w:val="0"/>
-        <w:numPr>
-          <w:ilvl w:val="0"/>
-          <w:numId w:val="6"/>
         </w:numPr>
         <w:spacing w:line="360" w:lineRule="auto"/>
         <w:ind w:left="720" w:hanging="360"/>
@@ -1762,7 +1657,7 @@
         <w:widowControl w:val="0"/>
         <w:numPr>
           <w:ilvl w:val="0"/>
-          <w:numId w:val="6"/>
+          <w:numId w:val="5"/>
         </w:numPr>
         <w:spacing w:line="360" w:lineRule="auto"/>
         <w:ind w:left="720" w:hanging="360"/>
@@ -1796,7 +1691,7 @@
         <w:widowControl w:val="0"/>
         <w:numPr>
           <w:ilvl w:val="0"/>
-          <w:numId w:val="6"/>
+          <w:numId w:val="5"/>
         </w:numPr>
         <w:spacing w:line="360" w:lineRule="auto"/>
         <w:ind w:left="720" w:hanging="360"/>
@@ -1834,7 +1729,7 @@
         <w:widowControl w:val="0"/>
         <w:numPr>
           <w:ilvl w:val="0"/>
-          <w:numId w:val="6"/>
+          <w:numId w:val="5"/>
         </w:numPr>
         <w:spacing w:line="360" w:lineRule="auto"/>
         <w:ind w:left="720" w:hanging="360"/>
@@ -1872,7 +1767,7 @@
         <w:widowControl w:val="0"/>
         <w:numPr>
           <w:ilvl w:val="0"/>
-          <w:numId w:val="6"/>
+          <w:numId w:val="5"/>
         </w:numPr>
         <w:spacing w:line="360" w:lineRule="auto"/>
         <w:ind w:left="720" w:hanging="360"/>
@@ -1906,7 +1801,7 @@
         <w:widowControl w:val="0"/>
         <w:numPr>
           <w:ilvl w:val="0"/>
-          <w:numId w:val="6"/>
+          <w:numId w:val="5"/>
         </w:numPr>
         <w:spacing w:line="360" w:lineRule="auto"/>
         <w:ind w:left="720" w:hanging="360"/>
@@ -1939,7 +1834,7 @@
         <w:widowControl w:val="0"/>
         <w:numPr>
           <w:ilvl w:val="0"/>
-          <w:numId w:val="6"/>
+          <w:numId w:val="5"/>
         </w:numPr>
         <w:spacing w:line="360" w:lineRule="auto"/>
         <w:ind w:left="720" w:hanging="360"/>
@@ -1972,7 +1867,7 @@
         <w:widowControl w:val="0"/>
         <w:numPr>
           <w:ilvl w:val="0"/>
-          <w:numId w:val="6"/>
+          <w:numId w:val="5"/>
         </w:numPr>
         <w:spacing w:line="360" w:lineRule="auto"/>
         <w:ind w:left="720" w:hanging="360"/>
@@ -2015,7 +1910,7 @@
         <w:widowControl w:val="0"/>
         <w:numPr>
           <w:ilvl w:val="0"/>
-          <w:numId w:val="6"/>
+          <w:numId w:val="5"/>
         </w:numPr>
         <w:spacing w:line="360" w:lineRule="auto"/>
         <w:ind w:left="720" w:hanging="360"/>
@@ -2052,7 +1947,7 @@
         <w:widowControl w:val="0"/>
         <w:numPr>
           <w:ilvl w:val="0"/>
-          <w:numId w:val="6"/>
+          <w:numId w:val="5"/>
         </w:numPr>
         <w:spacing w:line="360" w:lineRule="auto"/>
         <w:ind w:left="720" w:hanging="360"/>
@@ -2089,7 +1984,7 @@
         <w:widowControl w:val="0"/>
         <w:numPr>
           <w:ilvl w:val="0"/>
-          <w:numId w:val="6"/>
+          <w:numId w:val="5"/>
         </w:numPr>
         <w:spacing w:line="360" w:lineRule="auto"/>
         <w:ind w:left="720" w:hanging="360"/>
@@ -2160,7 +2055,7 @@
         <w:widowControl w:val="0"/>
         <w:numPr>
           <w:ilvl w:val="0"/>
-          <w:numId w:val="1"/>
+          <w:numId w:val="2"/>
         </w:numPr>
         <w:spacing w:after="0" w:afterAutospacing="0" w:before="240" w:line="360" w:lineRule="auto"/>
         <w:ind w:left="720" w:hanging="360"/>
@@ -2205,7 +2100,7 @@
         <w:widowControl w:val="0"/>
         <w:numPr>
           <w:ilvl w:val="0"/>
-          <w:numId w:val="1"/>
+          <w:numId w:val="2"/>
         </w:numPr>
         <w:spacing w:after="0" w:afterAutospacing="0" w:before="0" w:beforeAutospacing="0" w:line="360" w:lineRule="auto"/>
         <w:ind w:left="720" w:hanging="360"/>
@@ -2265,7 +2160,7 @@
         <w:widowControl w:val="0"/>
         <w:numPr>
           <w:ilvl w:val="0"/>
-          <w:numId w:val="1"/>
+          <w:numId w:val="2"/>
         </w:numPr>
         <w:spacing w:after="0" w:afterAutospacing="0" w:before="0" w:beforeAutospacing="0" w:line="360" w:lineRule="auto"/>
         <w:ind w:left="720" w:hanging="360"/>
@@ -2325,7 +2220,7 @@
         <w:widowControl w:val="0"/>
         <w:numPr>
           <w:ilvl w:val="0"/>
-          <w:numId w:val="1"/>
+          <w:numId w:val="2"/>
         </w:numPr>
         <w:spacing w:after="0" w:afterAutospacing="0" w:before="0" w:beforeAutospacing="0" w:line="360" w:lineRule="auto"/>
         <w:ind w:left="720" w:hanging="360"/>
@@ -2418,7 +2313,7 @@
         <w:widowControl w:val="0"/>
         <w:numPr>
           <w:ilvl w:val="0"/>
-          <w:numId w:val="1"/>
+          <w:numId w:val="2"/>
         </w:numPr>
         <w:spacing w:after="240" w:before="0" w:beforeAutospacing="0" w:line="360" w:lineRule="auto"/>
         <w:ind w:left="720" w:hanging="360"/>
@@ -2483,9 +2378,49 @@
           <w:szCs w:val="22"/>
           <w:rtl w:val="0"/>
         </w:rPr>
-        <w:t xml:space="preserve">С февраля 2011 по февраль 2016 года я работал в дизайн-студии, разрабатывая веб-сайты различной сложности. Использовал популярные CMS, такие как Drupal, Joomla, WordPress и Magento.</w:t>
+        <w:t xml:space="preserve">С </w:t>
+      </w:r>
+      <w:r>
+        <w:rPr>
+          <w:rFonts w:ascii="Tahoma" w:cs="Tahoma" w:eastAsia="Tahoma" w:hAnsi="Tahoma"/>
+          <w:b w:val="1"/>
+          <w:bCs w:val="1"/>
+          <w:sz w:val="22"/>
+          <w:szCs w:val="22"/>
+          <w:rtl w:val="0"/>
+        </w:rPr>
+        <w:t xml:space="preserve">февраля 2011 года по февраль 2016 года</w:t>
+      </w:r>
+      <w:r>
+        <w:rPr>
+          <w:rFonts w:ascii="Tahoma" w:cs="Tahoma" w:eastAsia="Tahoma" w:hAnsi="Tahoma"/>
+          <w:sz w:val="22"/>
+          <w:szCs w:val="22"/>
+          <w:rtl w:val="0"/>
+        </w:rPr>
+        <w:t xml:space="preserve"> я работал в дизайн-студии, разрабатывая веб-сайты различной сложности. Я использовал популярные CMS, такие как Drupal, Joomla, WordPress и Magento.</w:t>
         <w:br w:type="textWrapping"/>
-        <w:t xml:space="preserve">Проекты: DS Origami, Magnum Hotel, Cofedgio, Prime group, Irish pub, Mila Nytych, Fitness Mania, S.Stvardovska, Avtozvuk, Stop Transit, Avesauto, AvdTrade, Ostrovit, Zorrov, My-print, Мар'ян и Donich.</w:t>
+        <w:br w:type="textWrapping"/>
+      </w:r>
+      <w:r>
+        <w:rPr>
+          <w:rFonts w:ascii="Tahoma" w:cs="Tahoma" w:eastAsia="Tahoma" w:hAnsi="Tahoma"/>
+          <w:b w:val="1"/>
+          <w:bCs w:val="1"/>
+          <w:sz w:val="22"/>
+          <w:szCs w:val="22"/>
+          <w:rtl w:val="0"/>
+        </w:rPr>
+        <w:t xml:space="preserve">Проекты:</w:t>
+      </w:r>
+      <w:r>
+        <w:rPr>
+          <w:rFonts w:ascii="Tahoma" w:cs="Tahoma" w:eastAsia="Tahoma" w:hAnsi="Tahoma"/>
+          <w:sz w:val="22"/>
+          <w:szCs w:val="22"/>
+          <w:rtl w:val="0"/>
+        </w:rPr>
+        <w:t xml:space="preserve"> DS Origami, Magnum Hotel, Cofedgio, Prime Group, Irish Pub, Mila Nytych, Fitness Mania, S. Stvardovska, Avtozvuk, Stop Transit, Avesauto, AvdTrade, Ostrovit, Zorrov, My-Print, Мар'ян и Donich.</w:t>
       </w:r>
     </w:p>
     <w:p>
@@ -2505,7 +2440,27 @@
           <w:szCs w:val="22"/>
           <w:rtl w:val="0"/>
         </w:rPr>
-        <w:t xml:space="preserve">После этого, до ноября 2017 года, я работал в компании, которая занималась иностранными клиентами.</w:t>
+        <w:t xml:space="preserve">После этого, </w:t>
+      </w:r>
+      <w:r>
+        <w:rPr>
+          <w:rFonts w:ascii="Tahoma" w:cs="Tahoma" w:eastAsia="Tahoma" w:hAnsi="Tahoma"/>
+          <w:b w:val="1"/>
+          <w:bCs w:val="1"/>
+          <w:sz w:val="22"/>
+          <w:szCs w:val="22"/>
+          <w:rtl w:val="0"/>
+        </w:rPr>
+        <w:t xml:space="preserve">с апреля 2016 года по ноябрь 2017 года</w:t>
+      </w:r>
+      <w:r>
+        <w:rPr>
+          <w:rFonts w:ascii="Tahoma" w:cs="Tahoma" w:eastAsia="Tahoma" w:hAnsi="Tahoma"/>
+          <w:sz w:val="22"/>
+          <w:szCs w:val="22"/>
+          <w:rtl w:val="0"/>
+        </w:rPr>
+        <w:t xml:space="preserve">, я работал в компании, которая сотрудничала с иностранными клиентами.</w:t>
       </w:r>
     </w:p>
     <w:p>
@@ -2513,7 +2468,7 @@
         <w:widowControl w:val="0"/>
         <w:numPr>
           <w:ilvl w:val="0"/>
-          <w:numId w:val="8"/>
+          <w:numId w:val="7"/>
         </w:numPr>
         <w:spacing w:after="0" w:afterAutospacing="0" w:before="240" w:lineRule="auto"/>
         <w:ind w:left="720" w:hanging="360"/>
@@ -2531,7 +2486,7 @@
           <w:szCs w:val="22"/>
           <w:rtl w:val="0"/>
         </w:rPr>
-        <w:t xml:space="preserve">Проект, похожий на Telegram для пользователей Android и iOS в Европе. Использовал Yii2 для администрирования и Node.js для мгновенных сообщений с Socket.IO и Firebase.</w:t>
+        <w:t xml:space="preserve">Проект, похожий на Telegram, для пользователей Android и iOS в Европе. Использовал Yii2 для административной панели и Node.js (Socket.IO, Firebase) для мгновенных сообщений.</w:t>
       </w:r>
     </w:p>
     <w:p>
@@ -2539,7 +2494,7 @@
         <w:widowControl w:val="0"/>
         <w:numPr>
           <w:ilvl w:val="0"/>
-          <w:numId w:val="8"/>
+          <w:numId w:val="7"/>
         </w:numPr>
         <w:spacing w:after="0" w:afterAutospacing="0" w:before="0" w:beforeAutospacing="0" w:lineRule="auto"/>
         <w:ind w:left="720" w:hanging="360"/>
@@ -2557,7 +2512,7 @@
           <w:szCs w:val="22"/>
           <w:rtl w:val="0"/>
         </w:rPr>
-        <w:t xml:space="preserve">Проект для велосипедистов, путешествующих в горах Италии — разработка панели администратора и веб-приложения на Yii2, а также REST API.</w:t>
+        <w:t xml:space="preserve">Платформа для велосипедистов, путешествующих по горным маршрутам в Италии. Разрабатывал админ-панель, веб-приложение на Yii2 и REST API.</w:t>
       </w:r>
     </w:p>
     <w:p>
@@ -2565,7 +2520,7 @@
         <w:widowControl w:val="0"/>
         <w:numPr>
           <w:ilvl w:val="0"/>
-          <w:numId w:val="8"/>
+          <w:numId w:val="7"/>
         </w:numPr>
         <w:spacing w:after="240" w:before="0" w:beforeAutospacing="0" w:lineRule="auto"/>
         <w:ind w:left="720" w:hanging="360"/>
@@ -2583,7 +2538,7 @@
           <w:szCs w:val="22"/>
           <w:rtl w:val="0"/>
         </w:rPr>
-        <w:t xml:space="preserve">Проект для израильских водителей эвакуаторов, аналог такси-приложения с аукционом для владельцев эвакуаторов — разработка админ-панели, сайта и REST API на Yii2.</w:t>
+        <w:t xml:space="preserve">Проект для израильских водителей эвакуаторов, похожий на сервис такси с аукционом заказов. Разработал админ-панель, веб-сайт на Yii2 и REST API.</w:t>
       </w:r>
     </w:p>
     <w:p>
@@ -2603,7 +2558,27 @@
           <w:szCs w:val="22"/>
           <w:rtl w:val="0"/>
         </w:rPr>
-        <w:t xml:space="preserve">Далее работал в IT-компании с локальными и международными клиентами (разработка и продвижение веб-сайтов).</w:t>
+        <w:t xml:space="preserve">С </w:t>
+      </w:r>
+      <w:r>
+        <w:rPr>
+          <w:rFonts w:ascii="Tahoma" w:cs="Tahoma" w:eastAsia="Tahoma" w:hAnsi="Tahoma"/>
+          <w:b w:val="1"/>
+          <w:bCs w:val="1"/>
+          <w:sz w:val="22"/>
+          <w:szCs w:val="22"/>
+          <w:rtl w:val="0"/>
+        </w:rPr>
+        <w:t xml:space="preserve">декабря 2017 года по декабрь 2019 года</w:t>
+      </w:r>
+      <w:r>
+        <w:rPr>
+          <w:rFonts w:ascii="Tahoma" w:cs="Tahoma" w:eastAsia="Tahoma" w:hAnsi="Tahoma"/>
+          <w:sz w:val="22"/>
+          <w:szCs w:val="22"/>
+          <w:rtl w:val="0"/>
+        </w:rPr>
+        <w:t xml:space="preserve"> работал в IT-компании, которая занималась разработкой и продвижением веб-сайтов для украинских и международных клиентов.</w:t>
       </w:r>
     </w:p>
     <w:p>
@@ -2611,7 +2586,7 @@
         <w:widowControl w:val="0"/>
         <w:numPr>
           <w:ilvl w:val="0"/>
-          <w:numId w:val="2"/>
+          <w:numId w:val="1"/>
         </w:numPr>
         <w:spacing w:after="0" w:afterAutospacing="0" w:before="240" w:lineRule="auto"/>
         <w:ind w:left="720" w:hanging="360"/>
@@ -2629,7 +2604,7 @@
           <w:szCs w:val="22"/>
           <w:rtl w:val="0"/>
         </w:rPr>
-        <w:t xml:space="preserve">Проект, похожий на rabota.ua, но для стоматологов в Великобритании — backend, админ-панель и REST API на Yii2.</w:t>
+        <w:t xml:space="preserve">Платформа поиска работы для стоматологов в Великобритании (аналог rabota.ua). Разработал backend, административную панель и REST API на Yii2.</w:t>
       </w:r>
     </w:p>
     <w:p>
@@ -2637,7 +2612,7 @@
         <w:widowControl w:val="0"/>
         <w:numPr>
           <w:ilvl w:val="0"/>
-          <w:numId w:val="2"/>
+          <w:numId w:val="1"/>
         </w:numPr>
         <w:spacing w:after="0" w:afterAutospacing="0" w:before="0" w:beforeAutospacing="0" w:lineRule="auto"/>
         <w:ind w:left="720" w:hanging="360"/>
@@ -2655,7 +2630,7 @@
           <w:szCs w:val="22"/>
           <w:rtl w:val="0"/>
         </w:rPr>
-        <w:t xml:space="preserve">Сеть мониторов в микроавтобусах на Yii2, Node.js и Android — управление устройствами в реальном времени (видео, статус батареи, расписание).</w:t>
+        <w:t xml:space="preserve">Система управления сетью мониторов в микроавтобусах на Yii2, Node.js и Android с поддержкой удалённого управления устройствами.</w:t>
       </w:r>
     </w:p>
     <w:p>
@@ -2663,7 +2638,7 @@
         <w:widowControl w:val="0"/>
         <w:numPr>
           <w:ilvl w:val="0"/>
-          <w:numId w:val="2"/>
+          <w:numId w:val="1"/>
         </w:numPr>
         <w:spacing w:after="0" w:afterAutospacing="0" w:before="0" w:beforeAutospacing="0" w:lineRule="auto"/>
         <w:ind w:left="720" w:hanging="360"/>
@@ -2681,7 +2656,7 @@
           <w:szCs w:val="22"/>
           <w:rtl w:val="0"/>
         </w:rPr>
-        <w:t xml:space="preserve">Сеть точек продажи кофе на Laravel и React Native — управление категориями, продуктами, продажами, складом, персоналом и поставщиками. Backend, админ-панель и API.</w:t>
+        <w:t xml:space="preserve">Система для сети кофеен на Laravel и React Native. Реализовал backend, административную панель и REST API для управления товарами, продажами, персоналом, складом и поставщиками.</w:t>
       </w:r>
     </w:p>
     <w:p>
@@ -2689,7 +2664,7 @@
         <w:widowControl w:val="0"/>
         <w:numPr>
           <w:ilvl w:val="0"/>
-          <w:numId w:val="2"/>
+          <w:numId w:val="1"/>
         </w:numPr>
         <w:spacing w:after="240" w:before="0" w:beforeAutospacing="0" w:lineRule="auto"/>
         <w:ind w:left="720" w:hanging="360"/>
@@ -2707,7 +2682,7 @@
           <w:szCs w:val="22"/>
           <w:rtl w:val="0"/>
         </w:rPr>
-        <w:t xml:space="preserve">Проект для складов Amazon USA на Yii2 — backend, админ-панель и REST API для синхронизации с 1C.</w:t>
+        <w:t xml:space="preserve">Система автоматизации складов Amazon (США) на Yii2 с синхронизацией данных с 1С через REST API.</w:t>
       </w:r>
     </w:p>
     <w:p>
@@ -2723,11 +2698,22 @@
       <w:r>
         <w:rPr>
           <w:rFonts w:ascii="Tahoma" w:cs="Tahoma" w:eastAsia="Tahoma" w:hAnsi="Tahoma"/>
-          <w:sz w:val="22"/>
-          <w:szCs w:val="22"/>
-          <w:rtl w:val="0"/>
-        </w:rPr>
-        <w:t xml:space="preserve">Затем работал удаленно до 2022 года над проектами, связанными с украинскими кадастровыми картами и логистикой с использованием Google Maps. Один проект - информационная система для загрузки земельных договоров региональными администрациями, второй - система поиска оптимальных маршрутов доставки между точками.</w:t>
+          <w:b w:val="1"/>
+          <w:bCs w:val="1"/>
+          <w:sz w:val="22"/>
+          <w:szCs w:val="22"/>
+          <w:rtl w:val="0"/>
+        </w:rPr>
+        <w:t xml:space="preserve">С января 2020 года по июль 2022 года</w:t>
+      </w:r>
+      <w:r>
+        <w:rPr>
+          <w:rFonts w:ascii="Tahoma" w:cs="Tahoma" w:eastAsia="Tahoma" w:hAnsi="Tahoma"/>
+          <w:sz w:val="22"/>
+          <w:szCs w:val="22"/>
+          <w:rtl w:val="0"/>
+        </w:rPr>
+        <w:t xml:space="preserve"> работал удалённо над проектами, связанными с украинскими кадастровыми картами и логистикой на базе Google Maps. Один из проектов был посвящён работе с земельными договорами и кадастровой информацией, другой - построению оптимальных маршрутов между множеством точек для эффективной доставки продукции.</w:t>
       </w:r>
     </w:p>
     <w:p>
@@ -2743,11 +2729,22 @@
       <w:r>
         <w:rPr>
           <w:rFonts w:ascii="Tahoma" w:cs="Tahoma" w:eastAsia="Tahoma" w:hAnsi="Tahoma"/>
-          <w:sz w:val="22"/>
-          <w:szCs w:val="22"/>
-          <w:rtl w:val="0"/>
-        </w:rPr>
-        <w:t xml:space="preserve">Далее (2022–2024) работал в IT-компании над проектами SEO, аудита Google Business и YouTube-каналов. Также занимался прогнозированием веб-сайтов и бизнесов, работал в команде из 8 разработчиков.</w:t>
+          <w:b w:val="1"/>
+          <w:bCs w:val="1"/>
+          <w:sz w:val="22"/>
+          <w:szCs w:val="22"/>
+          <w:rtl w:val="0"/>
+        </w:rPr>
+        <w:t xml:space="preserve">С августа 2022 года по апрель 2024 года</w:t>
+      </w:r>
+      <w:r>
+        <w:rPr>
+          <w:rFonts w:ascii="Tahoma" w:cs="Tahoma" w:eastAsia="Tahoma" w:hAnsi="Tahoma"/>
+          <w:sz w:val="22"/>
+          <w:szCs w:val="22"/>
+          <w:rtl w:val="0"/>
+        </w:rPr>
+        <w:t xml:space="preserve"> работал в IT-компании над проектами в сфере SEO, Google Business Profile, YouTube-аудита и аналитики веб-сайтов. Также занимался прогнозированием эффективности веб-сайтов и бизнеса. Работал в команде из восьми разработчиков.</w:t>
       </w:r>
     </w:p>
     <w:p>
@@ -2762,12 +2759,39 @@
       </w:pPr>
       <w:r>
         <w:rPr>
-          <w:rFonts w:ascii="Tahoma" w:cs="Tahoma" w:eastAsia="Tahoma" w:hAnsi="Tahoma"/>
-          <w:sz w:val="22"/>
-          <w:szCs w:val="22"/>
-          <w:rtl w:val="0"/>
-        </w:rPr>
-        <w:t xml:space="preserve">С 2024 года по апрель 2026 года работал Fullstack и REST API разработчиком в компании в сфере платежных систем. Занимался backend/frontend разработкой, REST API, интеграциями платежных сервисов и поддержкой инфраструктуры. Часть информации о проекте и клиентах под NDA.</w:t>
+          <w:rtl w:val="0"/>
+        </w:rPr>
+      </w:r>
+    </w:p>
+    <w:p>
+      <w:pPr>
+        <w:widowControl w:val="0"/>
+        <w:spacing w:after="240" w:before="240" w:lineRule="auto"/>
+        <w:rPr>
+          <w:rFonts w:ascii="Tahoma" w:cs="Tahoma" w:eastAsia="Tahoma" w:hAnsi="Tahoma"/>
+          <w:sz w:val="22"/>
+          <w:szCs w:val="22"/>
+        </w:rPr>
+      </w:pPr>
+      <w:r>
+        <w:rPr>
+          <w:rFonts w:ascii="Tahoma" w:cs="Tahoma" w:eastAsia="Tahoma" w:hAnsi="Tahoma"/>
+          <w:b w:val="1"/>
+          <w:bCs w:val="1"/>
+          <w:sz w:val="22"/>
+          <w:szCs w:val="22"/>
+          <w:rtl w:val="0"/>
+        </w:rPr>
+        <w:t xml:space="preserve">С апреля 2024 года по апрель 2026 года</w:t>
+      </w:r>
+      <w:r>
+        <w:rPr>
+          <w:rFonts w:ascii="Tahoma" w:cs="Tahoma" w:eastAsia="Tahoma" w:hAnsi="Tahoma"/>
+          <w:sz w:val="22"/>
+          <w:szCs w:val="22"/>
+          <w:rtl w:val="0"/>
+        </w:rPr>
+        <w:t xml:space="preserve"> работал Fullstack и REST API разработчиком в компании в сфере платёжных систем. Занимался backend/frontend-разработкой, REST API, интеграциями платёжных сервисов и поддержкой инфраструктуры. Часть информации о проектах и клиентах не подлежит разглашению в соответствии с NDA.</w:t>
       </w:r>
     </w:p>
     <w:sectPr>
@@ -2784,8 +2808,8 @@
   <w:abstractNum w:abstractNumId="1">
     <w:lvl w:ilvl="0">
       <w:start w:val="1"/>
-      <w:numFmt w:val="bullet"/>
-      <w:lvlText w:val="●"/>
+      <w:numFmt w:val="decimal"/>
+      <w:lvlText w:val="%1."/>
       <w:lvlJc w:val="left"/>
       <w:pPr>
         <w:ind w:left="720" w:hanging="360"/>
@@ -2796,8 +2820,8 @@
     </w:lvl>
     <w:lvl w:ilvl="1">
       <w:start w:val="1"/>
-      <w:numFmt w:val="bullet"/>
-      <w:lvlText w:val="○"/>
+      <w:numFmt w:val="lowerLetter"/>
+      <w:lvlText w:val="%2."/>
       <w:lvlJc w:val="left"/>
       <w:pPr>
         <w:ind w:left="1440" w:hanging="360"/>
@@ -2808,9 +2832,9 @@
     </w:lvl>
     <w:lvl w:ilvl="2">
       <w:start w:val="1"/>
-      <w:numFmt w:val="bullet"/>
-      <w:lvlText w:val="■"/>
-      <w:lvlJc w:val="left"/>
+      <w:numFmt w:val="lowerRoman"/>
+      <w:lvlText w:val="%3."/>
+      <w:lvlJc w:val="right"/>
       <w:pPr>
         <w:ind w:left="2160" w:hanging="360"/>
       </w:pPr>
@@ -2820,8 +2844,8 @@
     </w:lvl>
     <w:lvl w:ilvl="3">
       <w:start w:val="1"/>
-      <w:numFmt w:val="bullet"/>
-      <w:lvlText w:val="●"/>
+      <w:numFmt w:val="decimal"/>
+      <w:lvlText w:val="%4."/>
       <w:lvlJc w:val="left"/>
       <w:pPr>
         <w:ind w:left="2880" w:hanging="360"/>
@@ -2832,8 +2856,8 @@
     </w:lvl>
     <w:lvl w:ilvl="4">
       <w:start w:val="1"/>
-      <w:numFmt w:val="bullet"/>
-      <w:lvlText w:val="○"/>
+      <w:numFmt w:val="lowerLetter"/>
+      <w:lvlText w:val="%5."/>
       <w:lvlJc w:val="left"/>
       <w:pPr>
         <w:ind w:left="3600" w:hanging="360"/>
@@ -2844,9 +2868,9 @@
     </w:lvl>
     <w:lvl w:ilvl="5">
       <w:start w:val="1"/>
-      <w:numFmt w:val="bullet"/>
-      <w:lvlText w:val="■"/>
-      <w:lvlJc w:val="left"/>
+      <w:numFmt w:val="lowerRoman"/>
+      <w:lvlText w:val="%6."/>
+      <w:lvlJc w:val="right"/>
       <w:pPr>
         <w:ind w:left="4320" w:hanging="360"/>
       </w:pPr>
@@ -2856,8 +2880,8 @@
     </w:lvl>
     <w:lvl w:ilvl="6">
       <w:start w:val="1"/>
-      <w:numFmt w:val="bullet"/>
-      <w:lvlText w:val="●"/>
+      <w:numFmt w:val="decimal"/>
+      <w:lvlText w:val="%7."/>
       <w:lvlJc w:val="left"/>
       <w:pPr>
         <w:ind w:left="5040" w:hanging="360"/>
@@ -2868,8 +2892,8 @@
     </w:lvl>
     <w:lvl w:ilvl="7">
       <w:start w:val="1"/>
-      <w:numFmt w:val="bullet"/>
-      <w:lvlText w:val="○"/>
+      <w:numFmt w:val="lowerLetter"/>
+      <w:lvlText w:val="%8."/>
       <w:lvlJc w:val="left"/>
       <w:pPr>
         <w:ind w:left="5760" w:hanging="360"/>
@@ -2880,9 +2904,9 @@
     </w:lvl>
     <w:lvl w:ilvl="8">
       <w:start w:val="1"/>
-      <w:numFmt w:val="bullet"/>
-      <w:lvlText w:val="■"/>
-      <w:lvlJc w:val="left"/>
+      <w:numFmt w:val="lowerRoman"/>
+      <w:lvlText w:val="%9."/>
+      <w:lvlJc w:val="right"/>
       <w:pPr>
         <w:ind w:left="6480" w:hanging="360"/>
       </w:pPr>
@@ -2894,8 +2918,8 @@
   <w:abstractNum w:abstractNumId="2">
     <w:lvl w:ilvl="0">
       <w:start w:val="1"/>
-      <w:numFmt w:val="decimal"/>
-      <w:lvlText w:val="%1)"/>
+      <w:numFmt w:val="bullet"/>
+      <w:lvlText w:val="●"/>
       <w:lvlJc w:val="left"/>
       <w:pPr>
         <w:ind w:left="720" w:hanging="360"/>
@@ -2906,8 +2930,8 @@
     </w:lvl>
     <w:lvl w:ilvl="1">
       <w:start w:val="1"/>
-      <w:numFmt w:val="lowerLetter"/>
-      <w:lvlText w:val="%2)"/>
+      <w:numFmt w:val="bullet"/>
+      <w:lvlText w:val="○"/>
       <w:lvlJc w:val="left"/>
       <w:pPr>
         <w:ind w:left="1440" w:hanging="360"/>
@@ -2918,9 +2942,9 @@
     </w:lvl>
     <w:lvl w:ilvl="2">
       <w:start w:val="1"/>
-      <w:numFmt w:val="lowerRoman"/>
-      <w:lvlText w:val="%3)"/>
-      <w:lvlJc w:val="right"/>
+      <w:numFmt w:val="bullet"/>
+      <w:lvlText w:val="■"/>
+      <w:lvlJc w:val="left"/>
       <w:pPr>
         <w:ind w:left="2160" w:hanging="360"/>
       </w:pPr>
@@ -2930,8 +2954,8 @@
     </w:lvl>
     <w:lvl w:ilvl="3">
       <w:start w:val="1"/>
-      <w:numFmt w:val="decimal"/>
-      <w:lvlText w:val="(%4)"/>
+      <w:numFmt w:val="bullet"/>
+      <w:lvlText w:val="●"/>
       <w:lvlJc w:val="left"/>
       <w:pPr>
         <w:ind w:left="2880" w:hanging="360"/>
@@ -2942,8 +2966,8 @@
     </w:lvl>
     <w:lvl w:ilvl="4">
       <w:start w:val="1"/>
-      <w:numFmt w:val="lowerLetter"/>
-      <w:lvlText w:val="(%5)"/>
+      <w:numFmt w:val="bullet"/>
+      <w:lvlText w:val="○"/>
       <w:lvlJc w:val="left"/>
       <w:pPr>
         <w:ind w:left="3600" w:hanging="360"/>
@@ -2954,9 +2978,9 @@
     </w:lvl>
     <w:lvl w:ilvl="5">
       <w:start w:val="1"/>
-      <w:numFmt w:val="lowerRoman"/>
-      <w:lvlText w:val="(%6)"/>
-      <w:lvlJc w:val="right"/>
+      <w:numFmt w:val="bullet"/>
+      <w:lvlText w:val="■"/>
+      <w:lvlJc w:val="left"/>
       <w:pPr>
         <w:ind w:left="4320" w:hanging="360"/>
       </w:pPr>
@@ -2966,8 +2990,8 @@
     </w:lvl>
     <w:lvl w:ilvl="6">
       <w:start w:val="1"/>
-      <w:numFmt w:val="decimal"/>
-      <w:lvlText w:val="%7."/>
+      <w:numFmt w:val="bullet"/>
+      <w:lvlText w:val="●"/>
       <w:lvlJc w:val="left"/>
       <w:pPr>
         <w:ind w:left="5040" w:hanging="360"/>
@@ -2978,8 +3002,8 @@
     </w:lvl>
     <w:lvl w:ilvl="7">
       <w:start w:val="1"/>
-      <w:numFmt w:val="lowerLetter"/>
-      <w:lvlText w:val="%8."/>
+      <w:numFmt w:val="bullet"/>
+      <w:lvlText w:val="○"/>
       <w:lvlJc w:val="left"/>
       <w:pPr>
         <w:ind w:left="5760" w:hanging="360"/>
@@ -2990,9 +3014,9 @@
     </w:lvl>
     <w:lvl w:ilvl="8">
       <w:start w:val="1"/>
-      <w:numFmt w:val="lowerRoman"/>
-      <w:lvlText w:val="%9."/>
-      <w:lvlJc w:val="right"/>
+      <w:numFmt w:val="bullet"/>
+      <w:lvlText w:val="■"/>
+      <w:lvlJc w:val="left"/>
       <w:pPr>
         <w:ind w:left="6480" w:hanging="360"/>
       </w:pPr>
@@ -3002,125 +3026,6 @@
     </w:lvl>
   </w:abstractNum>
   <w:abstractNum w:abstractNumId="3">
-    <w:lvl w:ilvl="0">
-      <w:start w:val="1"/>
-      <w:numFmt w:val="bullet"/>
-      <w:lvlText w:val="●"/>
-      <w:lvlJc w:val="left"/>
-      <w:pPr>
-        <w:ind w:left="720" w:hanging="360"/>
-      </w:pPr>
-      <w:rPr>
-        <w:rFonts w:ascii="Noto Sans Symbols" w:cs="Noto Sans Symbols" w:eastAsia="Noto Sans Symbols" w:hAnsi="Noto Sans Symbols"/>
-        <w:vertAlign w:val="baseline"/>
-      </w:rPr>
-    </w:lvl>
-    <w:lvl w:ilvl="1">
-      <w:start w:val="1"/>
-      <w:numFmt w:val="bullet"/>
-      <w:lvlText w:val="◦"/>
-      <w:lvlJc w:val="left"/>
-      <w:pPr>
-        <w:ind w:left="1080" w:hanging="360"/>
-      </w:pPr>
-      <w:rPr>
-        <w:rFonts w:ascii="Noto Sans Symbols" w:cs="Noto Sans Symbols" w:eastAsia="Noto Sans Symbols" w:hAnsi="Noto Sans Symbols"/>
-        <w:vertAlign w:val="baseline"/>
-      </w:rPr>
-    </w:lvl>
-    <w:lvl w:ilvl="2">
-      <w:start w:val="1"/>
-      <w:numFmt w:val="bullet"/>
-      <w:lvlText w:val="▪"/>
-      <w:lvlJc w:val="left"/>
-      <w:pPr>
-        <w:ind w:left="1440" w:hanging="360"/>
-      </w:pPr>
-      <w:rPr>
-        <w:rFonts w:ascii="Noto Sans Symbols" w:cs="Noto Sans Symbols" w:eastAsia="Noto Sans Symbols" w:hAnsi="Noto Sans Symbols"/>
-        <w:vertAlign w:val="baseline"/>
-      </w:rPr>
-    </w:lvl>
-    <w:lvl w:ilvl="3">
-      <w:start w:val="1"/>
-      <w:numFmt w:val="bullet"/>
-      <w:lvlText w:val="●"/>
-      <w:lvlJc w:val="left"/>
-      <w:pPr>
-        <w:ind w:left="1800" w:hanging="360"/>
-      </w:pPr>
-      <w:rPr>
-        <w:rFonts w:ascii="Noto Sans Symbols" w:cs="Noto Sans Symbols" w:eastAsia="Noto Sans Symbols" w:hAnsi="Noto Sans Symbols"/>
-        <w:vertAlign w:val="baseline"/>
-      </w:rPr>
-    </w:lvl>
-    <w:lvl w:ilvl="4">
-      <w:start w:val="1"/>
-      <w:numFmt w:val="bullet"/>
-      <w:lvlText w:val="◦"/>
-      <w:lvlJc w:val="left"/>
-      <w:pPr>
-        <w:ind w:left="2160" w:hanging="360"/>
-      </w:pPr>
-      <w:rPr>
-        <w:rFonts w:ascii="Noto Sans Symbols" w:cs="Noto Sans Symbols" w:eastAsia="Noto Sans Symbols" w:hAnsi="Noto Sans Symbols"/>
-        <w:vertAlign w:val="baseline"/>
-      </w:rPr>
-    </w:lvl>
-    <w:lvl w:ilvl="5">
-      <w:start w:val="1"/>
-      <w:numFmt w:val="bullet"/>
-      <w:lvlText w:val="▪"/>
-      <w:lvlJc w:val="left"/>
-      <w:pPr>
-        <w:ind w:left="2520" w:hanging="360"/>
-      </w:pPr>
-      <w:rPr>
-        <w:rFonts w:ascii="Noto Sans Symbols" w:cs="Noto Sans Symbols" w:eastAsia="Noto Sans Symbols" w:hAnsi="Noto Sans Symbols"/>
-        <w:vertAlign w:val="baseline"/>
-      </w:rPr>
-    </w:lvl>
-    <w:lvl w:ilvl="6">
-      <w:start w:val="1"/>
-      <w:numFmt w:val="bullet"/>
-      <w:lvlText w:val="●"/>
-      <w:lvlJc w:val="left"/>
-      <w:pPr>
-        <w:ind w:left="2880" w:hanging="360"/>
-      </w:pPr>
-      <w:rPr>
-        <w:rFonts w:ascii="Noto Sans Symbols" w:cs="Noto Sans Symbols" w:eastAsia="Noto Sans Symbols" w:hAnsi="Noto Sans Symbols"/>
-        <w:vertAlign w:val="baseline"/>
-      </w:rPr>
-    </w:lvl>
-    <w:lvl w:ilvl="7">
-      <w:start w:val="1"/>
-      <w:numFmt w:val="bullet"/>
-      <w:lvlText w:val="◦"/>
-      <w:lvlJc w:val="left"/>
-      <w:pPr>
-        <w:ind w:left="3240" w:hanging="360"/>
-      </w:pPr>
-      <w:rPr>
-        <w:rFonts w:ascii="Noto Sans Symbols" w:cs="Noto Sans Symbols" w:eastAsia="Noto Sans Symbols" w:hAnsi="Noto Sans Symbols"/>
-        <w:vertAlign w:val="baseline"/>
-      </w:rPr>
-    </w:lvl>
-    <w:lvl w:ilvl="8">
-      <w:start w:val="1"/>
-      <w:numFmt w:val="bullet"/>
-      <w:lvlText w:val="▪"/>
-      <w:lvlJc w:val="left"/>
-      <w:pPr>
-        <w:ind w:left="3600" w:hanging="360"/>
-      </w:pPr>
-      <w:rPr>
-        <w:rFonts w:ascii="Noto Sans Symbols" w:cs="Noto Sans Symbols" w:eastAsia="Noto Sans Symbols" w:hAnsi="Noto Sans Symbols"/>
-        <w:vertAlign w:val="baseline"/>
-      </w:rPr>
-    </w:lvl>
-  </w:abstractNum>
-  <w:abstractNum w:abstractNumId="4">
     <w:lvl w:ilvl="0">
       <w:start w:val="1"/>
       <w:numFmt w:val="decimal"/>
@@ -3234,7 +3139,7 @@
       </w:rPr>
     </w:lvl>
   </w:abstractNum>
-  <w:abstractNum w:abstractNumId="5">
+  <w:abstractNum w:abstractNumId="4">
     <w:lvl w:ilvl="0">
       <w:start w:val="1"/>
       <w:numFmt w:val="bullet"/>
@@ -3359,7 +3264,7 @@
       </w:rPr>
     </w:lvl>
   </w:abstractNum>
-  <w:abstractNum w:abstractNumId="6">
+  <w:abstractNum w:abstractNumId="5">
     <w:lvl w:ilvl="0">
       <w:start w:val="1"/>
       <w:numFmt w:val="decimal"/>
@@ -3473,11 +3378,121 @@
       </w:rPr>
     </w:lvl>
   </w:abstractNum>
+  <w:abstractNum w:abstractNumId="6">
+    <w:lvl w:ilvl="0">
+      <w:start w:val="1"/>
+      <w:numFmt w:val="bullet"/>
+      <w:lvlText w:val="●"/>
+      <w:lvlJc w:val="left"/>
+      <w:pPr>
+        <w:ind w:left="720" w:hanging="360"/>
+      </w:pPr>
+      <w:rPr>
+        <w:u w:val="none"/>
+      </w:rPr>
+    </w:lvl>
+    <w:lvl w:ilvl="1">
+      <w:start w:val="1"/>
+      <w:numFmt w:val="bullet"/>
+      <w:lvlText w:val="○"/>
+      <w:lvlJc w:val="left"/>
+      <w:pPr>
+        <w:ind w:left="1440" w:hanging="360"/>
+      </w:pPr>
+      <w:rPr>
+        <w:u w:val="none"/>
+      </w:rPr>
+    </w:lvl>
+    <w:lvl w:ilvl="2">
+      <w:start w:val="1"/>
+      <w:numFmt w:val="bullet"/>
+      <w:lvlText w:val="■"/>
+      <w:lvlJc w:val="left"/>
+      <w:pPr>
+        <w:ind w:left="2160" w:hanging="360"/>
+      </w:pPr>
+      <w:rPr>
+        <w:u w:val="none"/>
+      </w:rPr>
+    </w:lvl>
+    <w:lvl w:ilvl="3">
+      <w:start w:val="1"/>
+      <w:numFmt w:val="bullet"/>
+      <w:lvlText w:val="●"/>
+      <w:lvlJc w:val="left"/>
+      <w:pPr>
+        <w:ind w:left="2880" w:hanging="360"/>
+      </w:pPr>
+      <w:rPr>
+        <w:u w:val="none"/>
+      </w:rPr>
+    </w:lvl>
+    <w:lvl w:ilvl="4">
+      <w:start w:val="1"/>
+      <w:numFmt w:val="bullet"/>
+      <w:lvlText w:val="○"/>
+      <w:lvlJc w:val="left"/>
+      <w:pPr>
+        <w:ind w:left="3600" w:hanging="360"/>
+      </w:pPr>
+      <w:rPr>
+        <w:u w:val="none"/>
+      </w:rPr>
+    </w:lvl>
+    <w:lvl w:ilvl="5">
+      <w:start w:val="1"/>
+      <w:numFmt w:val="bullet"/>
+      <w:lvlText w:val="■"/>
+      <w:lvlJc w:val="left"/>
+      <w:pPr>
+        <w:ind w:left="4320" w:hanging="360"/>
+      </w:pPr>
+      <w:rPr>
+        <w:u w:val="none"/>
+      </w:rPr>
+    </w:lvl>
+    <w:lvl w:ilvl="6">
+      <w:start w:val="1"/>
+      <w:numFmt w:val="bullet"/>
+      <w:lvlText w:val="●"/>
+      <w:lvlJc w:val="left"/>
+      <w:pPr>
+        <w:ind w:left="5040" w:hanging="360"/>
+      </w:pPr>
+      <w:rPr>
+        <w:u w:val="none"/>
+      </w:rPr>
+    </w:lvl>
+    <w:lvl w:ilvl="7">
+      <w:start w:val="1"/>
+      <w:numFmt w:val="bullet"/>
+      <w:lvlText w:val="○"/>
+      <w:lvlJc w:val="left"/>
+      <w:pPr>
+        <w:ind w:left="5760" w:hanging="360"/>
+      </w:pPr>
+      <w:rPr>
+        <w:u w:val="none"/>
+      </w:rPr>
+    </w:lvl>
+    <w:lvl w:ilvl="8">
+      <w:start w:val="1"/>
+      <w:numFmt w:val="bullet"/>
+      <w:lvlText w:val="■"/>
+      <w:lvlJc w:val="left"/>
+      <w:pPr>
+        <w:ind w:left="6480" w:hanging="360"/>
+      </w:pPr>
+      <w:rPr>
+        <w:u w:val="none"/>
+      </w:rPr>
+    </w:lvl>
+  </w:abstractNum>
   <w:abstractNum w:abstractNumId="7">
     <w:lvl w:ilvl="0">
       <w:start w:val="1"/>
-      <w:numFmt w:val="bullet"/>
-      <w:lvlText w:val="●"/>
+      <w:numFmt w:val="decimal"/>
+      <w:lvlText w:val="%1."/>
       <w:lvlJc w:val="left"/>
       <w:pPr>
         <w:ind w:left="720" w:hanging="360"/>
@@ -3488,8 +3503,8 @@
     </w:lvl>
     <w:lvl w:ilvl="1">
       <w:start w:val="1"/>
-      <w:numFmt w:val="bullet"/>
-      <w:lvlText w:val="○"/>
+      <w:numFmt w:val="lowerLetter"/>
+      <w:lvlText w:val="%2."/>
       <w:lvlJc w:val="left"/>
       <w:pPr>
         <w:ind w:left="1440" w:hanging="360"/>
@@ -3500,9 +3515,9 @@
     </w:lvl>
     <w:lvl w:ilvl="2">
       <w:start w:val="1"/>
-      <w:numFmt w:val="bullet"/>
-      <w:lvlText w:val="■"/>
-      <w:lvlJc w:val="left"/>
+      <w:numFmt w:val="lowerRoman"/>
+      <w:lvlText w:val="%3."/>
+      <w:lvlJc w:val="right"/>
       <w:pPr>
         <w:ind w:left="2160" w:hanging="360"/>
       </w:pPr>
@@ -3512,8 +3527,8 @@
     </w:lvl>
     <w:lvl w:ilvl="3">
       <w:start w:val="1"/>
-      <w:numFmt w:val="bullet"/>
-      <w:lvlText w:val="●"/>
+      <w:numFmt w:val="decimal"/>
+      <w:lvlText w:val="%4."/>
       <w:lvlJc w:val="left"/>
       <w:pPr>
         <w:ind w:left="2880" w:hanging="360"/>
@@ -3524,8 +3539,8 @@
     </w:lvl>
     <w:lvl w:ilvl="4">
       <w:start w:val="1"/>
-      <w:numFmt w:val="bullet"/>
-      <w:lvlText w:val="○"/>
+      <w:numFmt w:val="lowerLetter"/>
+      <w:lvlText w:val="%5."/>
       <w:lvlJc w:val="left"/>
       <w:pPr>
         <w:ind w:left="3600" w:hanging="360"/>
@@ -3536,118 +3551,8 @@
     </w:lvl>
     <w:lvl w:ilvl="5">
       <w:start w:val="1"/>
-      <w:numFmt w:val="bullet"/>
-      <w:lvlText w:val="■"/>
-      <w:lvlJc w:val="left"/>
-      <w:pPr>
-        <w:ind w:left="4320" w:hanging="360"/>
-      </w:pPr>
-      <w:rPr>
-        <w:u w:val="none"/>
-      </w:rPr>
-    </w:lvl>
-    <w:lvl w:ilvl="6">
-      <w:start w:val="1"/>
-      <w:numFmt w:val="bullet"/>
-      <w:lvlText w:val="●"/>
-      <w:lvlJc w:val="left"/>
-      <w:pPr>
-        <w:ind w:left="5040" w:hanging="360"/>
-      </w:pPr>
-      <w:rPr>
-        <w:u w:val="none"/>
-      </w:rPr>
-    </w:lvl>
-    <w:lvl w:ilvl="7">
-      <w:start w:val="1"/>
-      <w:numFmt w:val="bullet"/>
-      <w:lvlText w:val="○"/>
-      <w:lvlJc w:val="left"/>
-      <w:pPr>
-        <w:ind w:left="5760" w:hanging="360"/>
-      </w:pPr>
-      <w:rPr>
-        <w:u w:val="none"/>
-      </w:rPr>
-    </w:lvl>
-    <w:lvl w:ilvl="8">
-      <w:start w:val="1"/>
-      <w:numFmt w:val="bullet"/>
-      <w:lvlText w:val="■"/>
-      <w:lvlJc w:val="left"/>
-      <w:pPr>
-        <w:ind w:left="6480" w:hanging="360"/>
-      </w:pPr>
-      <w:rPr>
-        <w:u w:val="none"/>
-      </w:rPr>
-    </w:lvl>
-  </w:abstractNum>
-  <w:abstractNum w:abstractNumId="8">
-    <w:lvl w:ilvl="0">
-      <w:start w:val="1"/>
-      <w:numFmt w:val="decimal"/>
-      <w:lvlText w:val="%1)"/>
-      <w:lvlJc w:val="left"/>
-      <w:pPr>
-        <w:ind w:left="720" w:hanging="360"/>
-      </w:pPr>
-      <w:rPr>
-        <w:u w:val="none"/>
-      </w:rPr>
-    </w:lvl>
-    <w:lvl w:ilvl="1">
-      <w:start w:val="1"/>
-      <w:numFmt w:val="lowerLetter"/>
-      <w:lvlText w:val="%2)"/>
-      <w:lvlJc w:val="left"/>
-      <w:pPr>
-        <w:ind w:left="1440" w:hanging="360"/>
-      </w:pPr>
-      <w:rPr>
-        <w:u w:val="none"/>
-      </w:rPr>
-    </w:lvl>
-    <w:lvl w:ilvl="2">
-      <w:start w:val="1"/>
       <w:numFmt w:val="lowerRoman"/>
-      <w:lvlText w:val="%3)"/>
-      <w:lvlJc w:val="right"/>
-      <w:pPr>
-        <w:ind w:left="2160" w:hanging="360"/>
-      </w:pPr>
-      <w:rPr>
-        <w:u w:val="none"/>
-      </w:rPr>
-    </w:lvl>
-    <w:lvl w:ilvl="3">
-      <w:start w:val="1"/>
-      <w:numFmt w:val="decimal"/>
-      <w:lvlText w:val="(%4)"/>
-      <w:lvlJc w:val="left"/>
-      <w:pPr>
-        <w:ind w:left="2880" w:hanging="360"/>
-      </w:pPr>
-      <w:rPr>
-        <w:u w:val="none"/>
-      </w:rPr>
-    </w:lvl>
-    <w:lvl w:ilvl="4">
-      <w:start w:val="1"/>
-      <w:numFmt w:val="lowerLetter"/>
-      <w:lvlText w:val="(%5)"/>
-      <w:lvlJc w:val="left"/>
-      <w:pPr>
-        <w:ind w:left="3600" w:hanging="360"/>
-      </w:pPr>
-      <w:rPr>
-        <w:u w:val="none"/>
-      </w:rPr>
-    </w:lvl>
-    <w:lvl w:ilvl="5">
-      <w:start w:val="1"/>
-      <w:numFmt w:val="lowerRoman"/>
-      <w:lvlText w:val="(%6)"/>
+      <w:lvlText w:val="%6."/>
       <w:lvlJc w:val="right"/>
       <w:pPr>
         <w:ind w:left="4320" w:hanging="360"/>
@@ -3693,7 +3598,7 @@
       </w:rPr>
     </w:lvl>
   </w:abstractNum>
-  <w:abstractNum w:abstractNumId="9">
+  <w:abstractNum w:abstractNumId="8">
     <w:lvl w:ilvl="0">
       <w:start w:val="1"/>
       <w:numFmt w:val="bullet"/>
@@ -3826,9 +3731,6 @@
   </w:num>
   <w:num w:numId="8">
     <w:abstractNumId w:val="8"/>
-  </w:num>
-  <w:num w:numId="9">
-    <w:abstractNumId w:val="9"/>
   </w:num>
 </w:numbering>
 </file>
